--- a/1_Ficha_Organizacao_docx.docx
+++ b/1_Ficha_Organizacao_docx.docx
@@ -1,38 +1,38 @@
 
 <file path=word/document.xml><?xml version="1.0" encoding="utf-8"?>
-<w:document xmlns:w="http://schemas.openxmlformats.org/wordprocessingml/2006/main" xmlns:m="http://schemas.openxmlformats.org/officeDocument/2006/math" xmlns:r="http://schemas.openxmlformats.org/officeDocument/2006/relationships" xmlns:o="urn:schemas-microsoft-com:office:office" xmlns:v="urn:schemas-microsoft-com:vml" xmlns:w10="urn:schemas-microsoft-com:office:word" xmlns:a="http://schemas.openxmlformats.org/drawingml/2006/main" xmlns:pic="http://schemas.openxmlformats.org/drawingml/2006/picture" xmlns:wp="http://schemas.openxmlformats.org/drawingml/2006/wordprocessingDrawing">
+<w:document xmlns:wpc="http://schemas.microsoft.com/office/word/2010/wordprocessingCanvas" xmlns:cx="http://schemas.microsoft.com/office/drawing/2014/chartex" xmlns:cx1="http://schemas.microsoft.com/office/drawing/2015/9/8/chartex" xmlns:cx2="http://schemas.microsoft.com/office/drawing/2015/10/21/chartex" xmlns:cx3="http://schemas.microsoft.com/office/drawing/2016/5/9/chartex" xmlns:cx4="http://schemas.microsoft.com/office/drawing/2016/5/10/chartex" xmlns:cx5="http://schemas.microsoft.com/office/drawing/2016/5/11/chartex" xmlns:cx6="http://schemas.microsoft.com/office/drawing/2016/5/12/chartex" xmlns:cx7="http://schemas.microsoft.com/office/drawing/2016/5/13/chartex" xmlns:cx8="http://schemas.microsoft.com/office/drawing/2016/5/14/chartex" xmlns:mc="http://schemas.openxmlformats.org/markup-compatibility/2006" xmlns:aink="http://schemas.microsoft.com/office/drawing/2016/ink" xmlns:am3d="http://schemas.microsoft.com/office/drawing/2017/model3d" xmlns:o="urn:schemas-microsoft-com:office:office" xmlns:oel="http://schemas.microsoft.com/office/2019/extlst" xmlns:r="http://schemas.openxmlformats.org/officeDocument/2006/relationships" xmlns:m="http://schemas.openxmlformats.org/officeDocument/2006/math" xmlns:v="urn:schemas-microsoft-com:vml" xmlns:wp14="http://schemas.microsoft.com/office/word/2010/wordprocessingDrawing" xmlns:wp="http://schemas.openxmlformats.org/drawingml/2006/wordprocessingDrawing" xmlns:w10="urn:schemas-microsoft-com:office:word" xmlns:w="http://schemas.openxmlformats.org/wordprocessingml/2006/main" xmlns:w14="http://schemas.microsoft.com/office/word/2010/wordml" xmlns:w15="http://schemas.microsoft.com/office/word/2012/wordml" xmlns:w16cex="http://schemas.microsoft.com/office/word/2018/wordml/cex" xmlns:w16cid="http://schemas.microsoft.com/office/word/2016/wordml/cid" xmlns:w16="http://schemas.microsoft.com/office/word/2018/wordml" xmlns:w16sdtdh="http://schemas.microsoft.com/office/word/2020/wordml/sdtdatahash" xmlns:w16se="http://schemas.microsoft.com/office/word/2015/wordml/symex" xmlns:wpg="http://schemas.microsoft.com/office/word/2010/wordprocessingGroup" xmlns:wpi="http://schemas.microsoft.com/office/word/2010/wordprocessingInk" xmlns:wne="http://schemas.microsoft.com/office/word/2006/wordml" xmlns:wps="http://schemas.microsoft.com/office/word/2010/wordprocessingShape" mc:Ignorable="w14 w15 w16se w16cid w16 w16cex w16sdtdh wp14">
   <w:body>
     <w:p>
       <w:pPr>
-        <w:pStyle w:val="Title"/>
-      </w:pPr>
-      <w:r>
-        <w:t xml:space="preserve">Template 1 — Ficha da Organização</w:t>
-      </w:r>
-    </w:p>
-    <w:p>
-      <w:pPr>
-        <w:pStyle w:val="Subtitle"/>
-      </w:pPr>
-      <w:r>
-        <w:t xml:space="preserve">Seleção, viabilidade e alinhamento inicial</w:t>
-      </w:r>
-    </w:p>
-    <w:p>
-      <w:pPr>
-        <w:pStyle w:val="Date"/>
-      </w:pPr>
-      <w:r>
-        <w:t xml:space="preserve">2026-03-06</w:t>
-      </w:r>
-    </w:p>
-    <w:bookmarkStart w:id="20" w:name="introdução"/>
-    <w:p>
-      <w:pPr>
-        <w:pStyle w:val="Heading2"/>
-      </w:pPr>
-      <w:r>
-        <w:t xml:space="preserve">Introdução</w:t>
+        <w:pStyle w:val="Ttulo"/>
+      </w:pPr>
+      <w:r>
+        <w:t>Template 1 — Ficha da Organização</w:t>
+      </w:r>
+    </w:p>
+    <w:p>
+      <w:pPr>
+        <w:pStyle w:val="Subttulo"/>
+      </w:pPr>
+      <w:r>
+        <w:t>Seleção, viabilidade e alinhamento inicial</w:t>
+      </w:r>
+    </w:p>
+    <w:p>
+      <w:pPr>
+        <w:pStyle w:val="Data"/>
+      </w:pPr>
+      <w:r>
+        <w:t>2026-03-06</w:t>
+      </w:r>
+    </w:p>
+    <w:p>
+      <w:pPr>
+        <w:pStyle w:val="Ttulo2"/>
+      </w:pPr>
+      <w:bookmarkStart w:id="0" w:name="introdução"/>
+      <w:r>
+        <w:t>Introdução</w:t>
       </w:r>
     </w:p>
     <w:p>
@@ -40,128 +40,95 @@
         <w:pStyle w:val="FirstParagraph"/>
       </w:pPr>
       <w:r>
-        <w:t xml:space="preserve">A</w:t>
-      </w:r>
-      <w:r>
-        <w:t xml:space="preserve"> </w:t>
-      </w:r>
-      <w:r>
-        <w:rPr>
-          <w:b/>
-          <w:bCs/>
-        </w:rPr>
-        <w:t xml:space="preserve">Ficha da Organização</w:t>
-      </w:r>
-      <w:r>
-        <w:t xml:space="preserve"> </w:t>
-      </w:r>
-      <w:r>
-        <w:t xml:space="preserve">é um documento curto (idealmente 1–2 páginas) que registra, de forma padronizada,</w:t>
-      </w:r>
-      <w:r>
-        <w:t xml:space="preserve"> </w:t>
-      </w:r>
-      <w:r>
-        <w:rPr>
-          <w:b/>
-          <w:bCs/>
-        </w:rPr>
-        <w:t xml:space="preserve">quem é a organização escolhida</w:t>
-      </w:r>
-      <w:r>
-        <w:t xml:space="preserve">,</w:t>
-      </w:r>
-      <w:r>
-        <w:t xml:space="preserve"> </w:t>
-      </w:r>
-      <w:r>
-        <w:rPr>
-          <w:b/>
-          <w:bCs/>
-        </w:rPr>
-        <w:t xml:space="preserve">quem são os principais atores</w:t>
-      </w:r>
-      <w:r>
-        <w:t xml:space="preserve"> </w:t>
-      </w:r>
-      <w:r>
-        <w:t xml:space="preserve">(ponto focal e stakeholders) e</w:t>
-      </w:r>
-      <w:r>
-        <w:t xml:space="preserve"> </w:t>
-      </w:r>
-      <w:r>
-        <w:rPr>
-          <w:b/>
-          <w:bCs/>
-        </w:rPr>
-        <w:t xml:space="preserve">quais condições mínimas existem</w:t>
-      </w:r>
-      <w:r>
-        <w:t xml:space="preserve"> </w:t>
-      </w:r>
-      <w:r>
-        <w:t xml:space="preserve">para realizar um projeto de dados (entrevistas, acesso a informações, limites e confidencialidade).</w:t>
-      </w:r>
-    </w:p>
-    <w:p>
-      <w:pPr>
-        <w:pStyle w:val="BodyText"/>
-      </w:pPr>
-      <w:r>
-        <w:t xml:space="preserve">Ela serve para</w:t>
-      </w:r>
-      <w:r>
-        <w:t xml:space="preserve"> </w:t>
-      </w:r>
-      <w:r>
-        <w:rPr>
-          <w:b/>
-          <w:bCs/>
-        </w:rPr>
-        <w:t xml:space="preserve">evitar retrabalho e desalinhamentos</w:t>
-      </w:r>
-      <w:r>
-        <w:t xml:space="preserve">: ao final desta ficha, você deve conseguir responder com clareza</w:t>
-      </w:r>
-      <w:r>
-        <w:t xml:space="preserve"> </w:t>
+        <w:t xml:space="preserve">A </w:t>
+      </w:r>
+      <w:r>
+        <w:rPr>
+          <w:b/>
+          <w:bCs/>
+        </w:rPr>
+        <w:t>Ficha da Organização</w:t>
+      </w:r>
+      <w:r>
+        <w:t xml:space="preserve"> é um documento curto (idealmente 1–2 páginas) que registra, de forma padronizada, </w:t>
+      </w:r>
+      <w:r>
+        <w:rPr>
+          <w:b/>
+          <w:bCs/>
+        </w:rPr>
+        <w:t>quem é a organização escolhida</w:t>
+      </w:r>
+      <w:r>
+        <w:t xml:space="preserve">, </w:t>
+      </w:r>
+      <w:r>
+        <w:rPr>
+          <w:b/>
+          <w:bCs/>
+        </w:rPr>
+        <w:t>quem são os principais atores</w:t>
+      </w:r>
+      <w:r>
+        <w:t xml:space="preserve"> (ponto focal e stakeholders) e </w:t>
+      </w:r>
+      <w:r>
+        <w:rPr>
+          <w:b/>
+          <w:bCs/>
+        </w:rPr>
+        <w:t>quais condições mínimas existem</w:t>
+      </w:r>
+      <w:r>
+        <w:t xml:space="preserve"> para realizar um projeto de dados (entrevistas, acesso a informações, limites e confidencialidade).</w:t>
+      </w:r>
+    </w:p>
+    <w:p>
+      <w:pPr>
+        <w:pStyle w:val="Corpodetexto"/>
+      </w:pPr>
+      <w:r>
+        <w:t xml:space="preserve">Ela serve para </w:t>
+      </w:r>
+      <w:r>
+        <w:rPr>
+          <w:b/>
+          <w:bCs/>
+        </w:rPr>
+        <w:t>evitar retrabalho e desalinhamentos</w:t>
+      </w:r>
+      <w:r>
+        <w:t xml:space="preserve">: ao final desta ficha, você deve conseguir responder com clareza </w:t>
       </w:r>
       <w:r>
         <w:rPr>
           <w:i/>
           <w:iCs/>
         </w:rPr>
-        <w:t xml:space="preserve">“o projeto é viável?”</w:t>
-      </w:r>
-      <w:r>
-        <w:t xml:space="preserve"> </w:t>
-      </w:r>
-      <w:r>
-        <w:t xml:space="preserve">e</w:t>
-      </w:r>
-      <w:r>
-        <w:t xml:space="preserve"> </w:t>
+        <w:t>“o projeto é viável?”</w:t>
+      </w:r>
+      <w:r>
+        <w:t xml:space="preserve"> e </w:t>
       </w:r>
       <w:r>
         <w:rPr>
           <w:i/>
           <w:iCs/>
         </w:rPr>
-        <w:t xml:space="preserve">“o que exatamente está combinado?”</w:t>
-      </w:r>
-      <w:r>
-        <w:t xml:space="preserve">. A ficha também funciona como base para as próximas etapas (maturidade analítica, mapa do fluxo de dados, entrevistas, definição do problema e construção do produto).</w:t>
-      </w:r>
-    </w:p>
-    <w:bookmarkEnd w:id="20"/>
-    <w:bookmarkStart w:id="21" w:name="identificação"/>
-    <w:p>
-      <w:pPr>
-        <w:pStyle w:val="Heading2"/>
-      </w:pPr>
-      <w:r>
-        <w:t xml:space="preserve">Identificação</w:t>
+        <w:t>“o que exatamente está combinado?”</w:t>
+      </w:r>
+      <w:r>
+        <w:t>. A ficha também funciona como base para as próximas etapas (maturidade analítica, mapa do fluxo de dados, entrevistas, definição do problema e construção do produto).</w:t>
+      </w:r>
+    </w:p>
+    <w:p>
+      <w:pPr>
+        <w:pStyle w:val="Ttulo2"/>
+      </w:pPr>
+      <w:bookmarkStart w:id="1" w:name="identificação"/>
+      <w:bookmarkEnd w:id="0"/>
+      <w:r>
+        <w:t>Identificação</w:t>
       </w:r>
     </w:p>
     <w:p>
@@ -169,7 +136,7 @@
         <w:pStyle w:val="Compact"/>
         <w:numPr>
           <w:ilvl w:val="0"/>
-          <w:numId w:val="1001"/>
+          <w:numId w:val="2"/>
         </w:numPr>
       </w:pPr>
       <w:r>
@@ -177,13 +144,10 @@
           <w:b/>
           <w:bCs/>
         </w:rPr>
-        <w:t xml:space="preserve">Aluno(a)/Grupo:</w:t>
-      </w:r>
-      <w:r>
-        <w:t xml:space="preserve"> </w:t>
-      </w:r>
-      <w:r>
-        <w:t xml:space="preserve">[preencher]</w:t>
+        <w:t>Aluno(a)/Grupo:</w:t>
+      </w:r>
+      <w:r>
+        <w:t xml:space="preserve"> [preencher]</w:t>
       </w:r>
     </w:p>
     <w:p>
@@ -191,7 +155,7 @@
         <w:pStyle w:val="Compact"/>
         <w:numPr>
           <w:ilvl w:val="0"/>
-          <w:numId w:val="1001"/>
+          <w:numId w:val="2"/>
         </w:numPr>
       </w:pPr>
       <w:r>
@@ -199,13 +163,10 @@
           <w:b/>
           <w:bCs/>
         </w:rPr>
-        <w:t xml:space="preserve">Curso/Disciplina/Projeto:</w:t>
-      </w:r>
-      <w:r>
-        <w:t xml:space="preserve"> </w:t>
-      </w:r>
-      <w:r>
-        <w:t xml:space="preserve">[preencher]</w:t>
+        <w:t>Curso/Disciplina/Projeto:</w:t>
+      </w:r>
+      <w:r>
+        <w:t xml:space="preserve"> [preencher]</w:t>
       </w:r>
     </w:p>
     <w:p>
@@ -213,7 +174,7 @@
         <w:pStyle w:val="Compact"/>
         <w:numPr>
           <w:ilvl w:val="0"/>
-          <w:numId w:val="1001"/>
+          <w:numId w:val="2"/>
         </w:numPr>
       </w:pPr>
       <w:r>
@@ -221,13 +182,10 @@
           <w:b/>
           <w:bCs/>
         </w:rPr>
-        <w:t xml:space="preserve">Organização:</w:t>
-      </w:r>
-      <w:r>
-        <w:t xml:space="preserve"> </w:t>
-      </w:r>
-      <w:r>
-        <w:t xml:space="preserve">[nome]</w:t>
+        <w:t>Organização:</w:t>
+      </w:r>
+      <w:r>
+        <w:t xml:space="preserve"> [nome]</w:t>
       </w:r>
     </w:p>
     <w:p>
@@ -235,7 +193,7 @@
         <w:pStyle w:val="Compact"/>
         <w:numPr>
           <w:ilvl w:val="0"/>
-          <w:numId w:val="1001"/>
+          <w:numId w:val="2"/>
         </w:numPr>
       </w:pPr>
       <w:r>
@@ -243,13 +201,10 @@
           <w:b/>
           <w:bCs/>
         </w:rPr>
-        <w:t xml:space="preserve">Setor:</w:t>
-      </w:r>
-      <w:r>
-        <w:t xml:space="preserve"> </w:t>
-      </w:r>
-      <w:r>
-        <w:t xml:space="preserve">[público / privado / ONG / outro]</w:t>
+        <w:t>Setor:</w:t>
+      </w:r>
+      <w:r>
+        <w:t xml:space="preserve"> [público / privado / ONG / outro]</w:t>
       </w:r>
     </w:p>
     <w:p>
@@ -257,7 +212,7 @@
         <w:pStyle w:val="Compact"/>
         <w:numPr>
           <w:ilvl w:val="0"/>
-          <w:numId w:val="1001"/>
+          <w:numId w:val="2"/>
         </w:numPr>
       </w:pPr>
       <w:r>
@@ -265,13 +220,10 @@
           <w:b/>
           <w:bCs/>
         </w:rPr>
-        <w:t xml:space="preserve">Cidade/UF:</w:t>
-      </w:r>
-      <w:r>
-        <w:t xml:space="preserve"> </w:t>
-      </w:r>
-      <w:r>
-        <w:t xml:space="preserve">[preencher]</w:t>
+        <w:t>Cidade/UF:</w:t>
+      </w:r>
+      <w:r>
+        <w:t xml:space="preserve"> [preencher]</w:t>
       </w:r>
     </w:p>
     <w:p>
@@ -279,7 +231,7 @@
         <w:pStyle w:val="Compact"/>
         <w:numPr>
           <w:ilvl w:val="0"/>
-          <w:numId w:val="1001"/>
+          <w:numId w:val="2"/>
         </w:numPr>
       </w:pPr>
       <w:r>
@@ -287,13 +239,10 @@
           <w:b/>
           <w:bCs/>
         </w:rPr>
-        <w:t xml:space="preserve">Ponto focal (contato):</w:t>
-      </w:r>
-      <w:r>
-        <w:t xml:space="preserve"> </w:t>
-      </w:r>
-      <w:r>
-        <w:t xml:space="preserve">[nome / cargo / e-mail / telefone]</w:t>
+        <w:t>Ponto focal (contato):</w:t>
+      </w:r>
+      <w:r>
+        <w:t xml:space="preserve"> [nome / cargo / e-mail / telefone]</w:t>
       </w:r>
     </w:p>
     <w:p>
@@ -301,7 +250,7 @@
         <w:pStyle w:val="Compact"/>
         <w:numPr>
           <w:ilvl w:val="0"/>
-          <w:numId w:val="1001"/>
+          <w:numId w:val="2"/>
         </w:numPr>
       </w:pPr>
       <w:r>
@@ -309,23 +258,20 @@
           <w:b/>
           <w:bCs/>
         </w:rPr>
-        <w:t xml:space="preserve">Data do primeiro contato:</w:t>
-      </w:r>
-      <w:r>
-        <w:t xml:space="preserve"> </w:t>
-      </w:r>
-      <w:r>
-        <w:t xml:space="preserve">[dd/mm/aaaa]</w:t>
-      </w:r>
-    </w:p>
-    <w:bookmarkEnd w:id="21"/>
-    <w:bookmarkStart w:id="22" w:name="contexto-e-missão-resumo"/>
-    <w:p>
-      <w:pPr>
-        <w:pStyle w:val="Heading2"/>
-      </w:pPr>
-      <w:r>
-        <w:t xml:space="preserve">Contexto e missão (resumo)</w:t>
+        <w:t>Data do primeiro contato:</w:t>
+      </w:r>
+      <w:r>
+        <w:t xml:space="preserve"> [dd/mm/aaaa]</w:t>
+      </w:r>
+    </w:p>
+    <w:p>
+      <w:pPr>
+        <w:pStyle w:val="Ttulo2"/>
+      </w:pPr>
+      <w:bookmarkStart w:id="2" w:name="contexto-e-missão-resumo"/>
+      <w:bookmarkEnd w:id="1"/>
+      <w:r>
+        <w:t>Contexto e missão (resumo)</w:t>
       </w:r>
     </w:p>
     <w:p>
@@ -333,47 +279,41 @@
         <w:pStyle w:val="FirstParagraph"/>
       </w:pPr>
       <w:r>
-        <w:t xml:space="preserve">Descreva em 5–10 linhas o que a organização faz, quem atende e quais processos são centrais.</w:t>
-      </w:r>
-    </w:p>
-    <w:bookmarkEnd w:id="22"/>
-    <w:bookmarkStart w:id="23" w:name="X4c532447495d81ae6cc444997a9297f53275e5a"/>
-    <w:p>
-      <w:pPr>
-        <w:pStyle w:val="Heading2"/>
-      </w:pPr>
-      <w:r>
-        <w:t xml:space="preserve">Problema/necessidade percebida (hipótese inicial)</w:t>
-      </w:r>
-    </w:p>
-    <w:p>
-      <w:pPr>
-        <w:pStyle w:val="BlockText"/>
-      </w:pPr>
-      <w:r>
-        <w:t xml:space="preserve">Em 3–5 linhas: qual</w:t>
-      </w:r>
-      <w:r>
-        <w:t xml:space="preserve"> </w:t>
-      </w:r>
-      <w:r>
-        <w:t xml:space="preserve">“dor”</w:t>
-      </w:r>
-      <w:r>
-        <w:t xml:space="preserve"> </w:t>
-      </w:r>
-      <w:r>
-        <w:t xml:space="preserve">você acha que existe e por que ela pode ser tratada com dados?</w:t>
-      </w:r>
-    </w:p>
-    <w:bookmarkEnd w:id="23"/>
-    <w:bookmarkStart w:id="25" w:name="viabilidade-checklist"/>
-    <w:p>
-      <w:pPr>
-        <w:pStyle w:val="Heading2"/>
-      </w:pPr>
-      <w:r>
-        <w:t xml:space="preserve">Viabilidade (checklist)</w:t>
+        <w:t>Descreva em 5–10 linhas o que a organização faz, quem atende e quais processos são centrais.</w:t>
+      </w:r>
+    </w:p>
+    <w:p>
+      <w:pPr>
+        <w:pStyle w:val="Ttulo2"/>
+      </w:pPr>
+      <w:bookmarkStart w:id="3" w:name="X4c532447495d81ae6cc444997a9297f53275e5a"/>
+      <w:bookmarkEnd w:id="2"/>
+      <w:r>
+        <w:t>Problema/necessidade percebida</w:t>
+      </w:r>
+      <w:r>
+        <w:t xml:space="preserve"> que pode ser abordado pela construção do dashboard</w:t>
+      </w:r>
+      <w:r>
+        <w:t xml:space="preserve"> (hipótese inicial)</w:t>
+      </w:r>
+    </w:p>
+    <w:p>
+      <w:pPr>
+        <w:pStyle w:val="Textoembloco"/>
+      </w:pPr>
+      <w:r>
+        <w:t>A organização usa ou gostaria de usar indicadores para a tomada de decisão?</w:t>
+      </w:r>
+    </w:p>
+    <w:p>
+      <w:pPr>
+        <w:pStyle w:val="Ttulo2"/>
+      </w:pPr>
+      <w:bookmarkStart w:id="4" w:name="viabilidade-checklist"/>
+      <w:bookmarkEnd w:id="3"/>
+      <w:r>
+        <w:t>Viabilidade (checklist)</w:t>
       </w:r>
     </w:p>
     <w:p>
@@ -381,7 +321,7 @@
         <w:pStyle w:val="FirstParagraph"/>
       </w:pPr>
       <w:r>
-        <w:t xml:space="preserve">Marque e explique brevemente.</w:t>
+        <w:t>Marque e explique brevemente.</w:t>
       </w:r>
     </w:p>
     <w:p>
@@ -389,7 +329,7 @@
         <w:pStyle w:val="Compact"/>
         <w:numPr>
           <w:ilvl w:val="0"/>
-          <w:numId w:val="1002"/>
+          <w:numId w:val="3"/>
         </w:numPr>
       </w:pPr>
       <w:r>
@@ -397,13 +337,10 @@
           <w:b/>
           <w:bCs/>
         </w:rPr>
-        <w:t xml:space="preserve">Acesso a pelo menos 3 entrevistas</w:t>
-      </w:r>
-      <w:r>
-        <w:t xml:space="preserve"> </w:t>
-      </w:r>
-      <w:r>
-        <w:t xml:space="preserve">(operação + gestão + apoio/ti se existir)</w:t>
+        <w:t>Acesso a pelo menos 3 entrevistas</w:t>
+      </w:r>
+      <w:r>
+        <w:t xml:space="preserve"> (operação + gestão + apoio/ti se existir)</w:t>
       </w:r>
     </w:p>
     <w:p>
@@ -411,7 +348,7 @@
         <w:pStyle w:val="Compact"/>
         <w:numPr>
           <w:ilvl w:val="0"/>
-          <w:numId w:val="1003"/>
+          <w:numId w:val="4"/>
         </w:numPr>
       </w:pPr>
       <w:r>
@@ -419,13 +356,11 @@
           <w:b/>
           <w:bCs/>
         </w:rPr>
-        <w:t xml:space="preserve">Existem dados disponíveis</w:t>
-      </w:r>
-      <w:r>
-        <w:t xml:space="preserve"> </w:t>
-      </w:r>
-      <w:r>
-        <w:t xml:space="preserve">(planilhas/sistema/formulários/relatórios)</w:t>
+        <w:lastRenderedPageBreak/>
+        <w:t>Existem dados disponíveis</w:t>
+      </w:r>
+      <w:r>
+        <w:t xml:space="preserve"> (planilhas/sistema/formulários/relatórios)</w:t>
       </w:r>
     </w:p>
     <w:p>
@@ -433,7 +368,7 @@
         <w:pStyle w:val="Compact"/>
         <w:numPr>
           <w:ilvl w:val="0"/>
-          <w:numId w:val="1004"/>
+          <w:numId w:val="4"/>
         </w:numPr>
       </w:pPr>
       <w:r>
@@ -441,7 +376,7 @@
           <w:b/>
           <w:bCs/>
         </w:rPr>
-        <w:t xml:space="preserve">Escopo compatível com o tempo do projeto</w:t>
+        <w:t>Existem dados abertos que a organização tem interesse em usar para tomar decisões</w:t>
       </w:r>
     </w:p>
     <w:p>
@@ -449,7 +384,7 @@
         <w:pStyle w:val="Compact"/>
         <w:numPr>
           <w:ilvl w:val="0"/>
-          <w:numId w:val="1005"/>
+          <w:numId w:val="4"/>
         </w:numPr>
       </w:pPr>
       <w:r>
@@ -457,13 +392,10 @@
           <w:b/>
           <w:bCs/>
         </w:rPr>
-        <w:t xml:space="preserve">Risco de LGPD/sensibilidade é gerenciável</w:t>
-      </w:r>
-      <w:r>
-        <w:t xml:space="preserve"> </w:t>
-      </w:r>
-      <w:r>
-        <w:t xml:space="preserve">(sem dados pessoais desnecessários)</w:t>
+        <w:t>Risco de LGPD/sensibilidade é gerenciável</w:t>
+      </w:r>
+      <w:r>
+        <w:t xml:space="preserve"> (sem dados pessoais desnecessários)</w:t>
       </w:r>
     </w:p>
     <w:p>
@@ -471,7 +403,7 @@
         <w:pStyle w:val="Compact"/>
         <w:numPr>
           <w:ilvl w:val="0"/>
-          <w:numId w:val="1006"/>
+          <w:numId w:val="7"/>
         </w:numPr>
       </w:pPr>
       <w:r>
@@ -479,22 +411,37 @@
           <w:b/>
           <w:bCs/>
         </w:rPr>
-        <w:t xml:space="preserve">Organização aceita receber um MVP</w:t>
-      </w:r>
-      <w:r>
+        <w:t xml:space="preserve">Organização aceita </w:t>
+      </w:r>
+      <w:r>
+        <w:rPr>
+          <w:b/>
+          <w:bCs/>
+        </w:rPr>
+        <w:t xml:space="preserve">receber a ação do projeto </w:t>
+      </w:r>
+      <w:r>
+        <w:rPr>
+          <w:b/>
+          <w:bCs/>
+        </w:rPr>
+        <w:t>(carta de anuência)</w:t>
+      </w:r>
+      <w:r>
+        <w:rPr>
+          <w:b/>
+          <w:bCs/>
+        </w:rPr>
         <w:t xml:space="preserve"> </w:t>
       </w:r>
-      <w:r>
-        <w:t xml:space="preserve">(mesmo simples)</w:t>
-      </w:r>
-    </w:p>
-    <w:bookmarkStart w:id="24" w:name="restrições-e-limites-de-acesso"/>
-    <w:p>
-      <w:pPr>
-        <w:pStyle w:val="Heading3"/>
-      </w:pPr>
-      <w:r>
-        <w:t xml:space="preserve">Restrições e limites de acesso</w:t>
+    </w:p>
+    <w:p>
+      <w:pPr>
+        <w:pStyle w:val="Ttulo3"/>
+      </w:pPr>
+      <w:bookmarkStart w:id="5" w:name="restrições-e-limites-de-acesso"/>
+      <w:r>
+        <w:t>Restrições e limites de acesso</w:t>
       </w:r>
     </w:p>
     <w:p>
@@ -502,7 +449,7 @@
         <w:pStyle w:val="Compact"/>
         <w:numPr>
           <w:ilvl w:val="0"/>
-          <w:numId w:val="1007"/>
+          <w:numId w:val="8"/>
         </w:numPr>
       </w:pPr>
       <w:r>
@@ -510,13 +457,10 @@
           <w:b/>
           <w:bCs/>
         </w:rPr>
-        <w:t xml:space="preserve">O que NÃO pode ser acessado:</w:t>
-      </w:r>
-      <w:r>
-        <w:t xml:space="preserve"> </w:t>
-      </w:r>
-      <w:r>
-        <w:t xml:space="preserve">[preencher]</w:t>
+        <w:t>O que NÃO pode ser acessado:</w:t>
+      </w:r>
+      <w:r>
+        <w:t xml:space="preserve"> [preencher]</w:t>
       </w:r>
     </w:p>
     <w:p>
@@ -524,7 +468,7 @@
         <w:pStyle w:val="Compact"/>
         <w:numPr>
           <w:ilvl w:val="0"/>
-          <w:numId w:val="1007"/>
+          <w:numId w:val="8"/>
         </w:numPr>
       </w:pPr>
       <w:r>
@@ -532,13 +476,10 @@
           <w:b/>
           <w:bCs/>
         </w:rPr>
-        <w:t xml:space="preserve">Formato provável dos dados:</w:t>
-      </w:r>
-      <w:r>
-        <w:t xml:space="preserve"> </w:t>
-      </w:r>
-      <w:r>
-        <w:t xml:space="preserve">[xlsx/csv/sistema/relatórios]</w:t>
+        <w:t>Formato provável dos dados:</w:t>
+      </w:r>
+      <w:r>
+        <w:t xml:space="preserve"> [xlsx/csv/sistema/relatórios]</w:t>
       </w:r>
     </w:p>
     <w:p>
@@ -546,7 +487,7 @@
         <w:pStyle w:val="Compact"/>
         <w:numPr>
           <w:ilvl w:val="0"/>
-          <w:numId w:val="1007"/>
+          <w:numId w:val="8"/>
         </w:numPr>
       </w:pPr>
       <w:r>
@@ -554,13 +495,10 @@
           <w:b/>
           <w:bCs/>
         </w:rPr>
-        <w:t xml:space="preserve">Frequência de atualização:</w:t>
-      </w:r>
-      <w:r>
-        <w:t xml:space="preserve"> </w:t>
-      </w:r>
-      <w:r>
-        <w:t xml:space="preserve">[diária/semanal/mensal/eventual]</w:t>
+        <w:t>Frequência de atualização:</w:t>
+      </w:r>
+      <w:r>
+        <w:t xml:space="preserve"> [diária/semanal/mensal/eventual]</w:t>
       </w:r>
     </w:p>
     <w:p>
@@ -568,7 +506,7 @@
         <w:pStyle w:val="Compact"/>
         <w:numPr>
           <w:ilvl w:val="0"/>
-          <w:numId w:val="1007"/>
+          <w:numId w:val="8"/>
         </w:numPr>
       </w:pPr>
       <w:r>
@@ -576,280 +514,318 @@
           <w:b/>
           <w:bCs/>
         </w:rPr>
-        <w:t xml:space="preserve">Regras de confidencialidade:</w:t>
-      </w:r>
-      <w:r>
-        <w:t xml:space="preserve"> </w:t>
-      </w:r>
-      <w:r>
-        <w:t xml:space="preserve">[preencher]</w:t>
-      </w:r>
-    </w:p>
-    <w:bookmarkEnd w:id="24"/>
-    <w:bookmarkEnd w:id="25"/>
-    <w:bookmarkStart w:id="26" w:name="stakeholders-quem-usadecidealimenta"/>
-    <w:p>
-      <w:pPr>
-        <w:pStyle w:val="Heading2"/>
-      </w:pPr>
-      <w:r>
-        <w:t xml:space="preserve">Stakeholders (quem usa/decide/alimenta)</w:t>
+        <w:t>Regras de confidencialidade:</w:t>
+      </w:r>
+      <w:r>
+        <w:t xml:space="preserve"> [preencher]</w:t>
+      </w:r>
+    </w:p>
+    <w:p>
+      <w:pPr>
+        <w:pStyle w:val="Ttulo2"/>
+      </w:pPr>
+      <w:bookmarkStart w:id="6" w:name="stakeholders-quem-usadecidealimenta"/>
+      <w:bookmarkEnd w:id="4"/>
+      <w:bookmarkEnd w:id="5"/>
+      <w:r>
+        <w:t>Stakeholders (quem usa/decide/alimenta)</w:t>
       </w:r>
     </w:p>
     <w:tbl>
       <w:tblPr>
         <w:tblStyle w:val="Table"/>
-        <w:tblW w:type="pct" w:w="5000"/>
+        <w:tblW w:w="5000" w:type="pct"/>
         <w:tblLayout w:type="fixed"/>
-        <w:tblLook w:firstRow="1" w:lastRow="0" w:firstColumn="0" w:lastColumn="0" w:noHBand="0" w:noVBand="0" w:val="0020"/>
+        <w:tblLook w:val="0020" w:firstRow="1" w:lastRow="0" w:firstColumn="0" w:lastColumn="0" w:noHBand="0" w:noVBand="0"/>
       </w:tblPr>
       <w:tblGrid>
-        <w:gridCol w:w="1584"/>
-        <w:gridCol w:w="1584"/>
-        <w:gridCol w:w="1584"/>
-        <w:gridCol w:w="1584"/>
-        <w:gridCol w:w="1584"/>
+        <w:gridCol w:w="1810"/>
+        <w:gridCol w:w="1811"/>
+        <w:gridCol w:w="1811"/>
+        <w:gridCol w:w="1811"/>
+        <w:gridCol w:w="1811"/>
       </w:tblGrid>
       <w:tr>
         <w:trPr>
-          <w:tblHeader w:val="on"/>
+          <w:cnfStyle w:val="100000000000" w:firstRow="1" w:lastRow="0" w:firstColumn="0" w:lastColumn="0" w:oddVBand="0" w:evenVBand="0" w:oddHBand="0" w:evenHBand="0" w:firstRowFirstColumn="0" w:firstRowLastColumn="0" w:lastRowFirstColumn="0" w:lastRowLastColumn="0"/>
+          <w:tblHeader/>
         </w:trPr>
         <w:tc>
-          <w:tcPr/>
+          <w:tcPr>
+            <w:tcW w:w="1584" w:type="dxa"/>
+          </w:tcPr>
           <w:p>
             <w:pPr>
               <w:pStyle w:val="Compact"/>
             </w:pPr>
             <w:r>
-              <w:t xml:space="preserve">Pessoa/Área</w:t>
+              <w:t>Pessoa/Área</w:t>
             </w:r>
           </w:p>
         </w:tc>
         <w:tc>
-          <w:tcPr/>
+          <w:tcPr>
+            <w:tcW w:w="1584" w:type="dxa"/>
+          </w:tcPr>
           <w:p>
             <w:pPr>
               <w:pStyle w:val="Compact"/>
             </w:pPr>
             <w:r>
-              <w:t xml:space="preserve">Papel no processo</w:t>
+              <w:t>Papel no processo</w:t>
             </w:r>
           </w:p>
         </w:tc>
         <w:tc>
-          <w:tcPr/>
+          <w:tcPr>
+            <w:tcW w:w="1584" w:type="dxa"/>
+          </w:tcPr>
           <w:p>
             <w:pPr>
               <w:pStyle w:val="Compact"/>
             </w:pPr>
             <w:r>
-              <w:t xml:space="preserve">Usa dados para quê?</w:t>
+              <w:t>Usa dados para quê?</w:t>
             </w:r>
           </w:p>
         </w:tc>
         <w:tc>
-          <w:tcPr/>
+          <w:tcPr>
+            <w:tcW w:w="1584" w:type="dxa"/>
+          </w:tcPr>
           <w:p>
             <w:pPr>
               <w:pStyle w:val="Compact"/>
             </w:pPr>
             <w:r>
-              <w:t xml:space="preserve">Decide o quê?</w:t>
+              <w:t>Decide o quê?</w:t>
             </w:r>
           </w:p>
         </w:tc>
         <w:tc>
-          <w:tcPr/>
+          <w:tcPr>
+            <w:tcW w:w="1584" w:type="dxa"/>
+          </w:tcPr>
           <w:p>
             <w:pPr>
               <w:pStyle w:val="Compact"/>
             </w:pPr>
             <w:r>
-              <w:t xml:space="preserve">Disponibilidade para entrevista?</w:t>
+              <w:t>Disponibilidade para entrevista?</w:t>
             </w:r>
           </w:p>
         </w:tc>
       </w:tr>
       <w:tr>
         <w:tc>
-          <w:tcPr/>
+          <w:tcPr>
+            <w:tcW w:w="1584" w:type="dxa"/>
+          </w:tcPr>
           <w:p>
             <w:pPr>
               <w:pStyle w:val="Compact"/>
             </w:pPr>
             <w:r>
-              <w:t xml:space="preserve">[ ]</w:t>
+              <w:t>[ ]</w:t>
             </w:r>
           </w:p>
         </w:tc>
         <w:tc>
-          <w:tcPr/>
+          <w:tcPr>
+            <w:tcW w:w="1584" w:type="dxa"/>
+          </w:tcPr>
           <w:p>
             <w:pPr>
               <w:pStyle w:val="Compact"/>
             </w:pPr>
             <w:r>
-              <w:t xml:space="preserve">[ ]</w:t>
+              <w:t>[ ]</w:t>
             </w:r>
           </w:p>
         </w:tc>
         <w:tc>
-          <w:tcPr/>
+          <w:tcPr>
+            <w:tcW w:w="1584" w:type="dxa"/>
+          </w:tcPr>
           <w:p>
             <w:pPr>
               <w:pStyle w:val="Compact"/>
             </w:pPr>
             <w:r>
-              <w:t xml:space="preserve">[ ]</w:t>
+              <w:t>[ ]</w:t>
             </w:r>
           </w:p>
         </w:tc>
         <w:tc>
-          <w:tcPr/>
+          <w:tcPr>
+            <w:tcW w:w="1584" w:type="dxa"/>
+          </w:tcPr>
           <w:p>
             <w:pPr>
               <w:pStyle w:val="Compact"/>
             </w:pPr>
             <w:r>
-              <w:t xml:space="preserve">[ ]</w:t>
+              <w:t>[ ]</w:t>
             </w:r>
           </w:p>
         </w:tc>
         <w:tc>
-          <w:tcPr/>
+          <w:tcPr>
+            <w:tcW w:w="1584" w:type="dxa"/>
+          </w:tcPr>
           <w:p>
             <w:pPr>
               <w:pStyle w:val="Compact"/>
             </w:pPr>
             <w:r>
-              <w:t xml:space="preserve">[ ]</w:t>
+              <w:t>[ ]</w:t>
             </w:r>
           </w:p>
         </w:tc>
       </w:tr>
       <w:tr>
         <w:tc>
-          <w:tcPr/>
+          <w:tcPr>
+            <w:tcW w:w="1584" w:type="dxa"/>
+          </w:tcPr>
           <w:p>
             <w:pPr>
               <w:pStyle w:val="Compact"/>
             </w:pPr>
             <w:r>
-              <w:t xml:space="preserve">[ ]</w:t>
+              <w:t>[ ]</w:t>
             </w:r>
           </w:p>
         </w:tc>
         <w:tc>
-          <w:tcPr/>
+          <w:tcPr>
+            <w:tcW w:w="1584" w:type="dxa"/>
+          </w:tcPr>
           <w:p>
             <w:pPr>
               <w:pStyle w:val="Compact"/>
             </w:pPr>
             <w:r>
-              <w:t xml:space="preserve">[ ]</w:t>
+              <w:t>[ ]</w:t>
             </w:r>
           </w:p>
         </w:tc>
         <w:tc>
-          <w:tcPr/>
+          <w:tcPr>
+            <w:tcW w:w="1584" w:type="dxa"/>
+          </w:tcPr>
           <w:p>
             <w:pPr>
               <w:pStyle w:val="Compact"/>
             </w:pPr>
             <w:r>
-              <w:t xml:space="preserve">[ ]</w:t>
+              <w:t>[ ]</w:t>
             </w:r>
           </w:p>
         </w:tc>
         <w:tc>
-          <w:tcPr/>
+          <w:tcPr>
+            <w:tcW w:w="1584" w:type="dxa"/>
+          </w:tcPr>
           <w:p>
             <w:pPr>
               <w:pStyle w:val="Compact"/>
             </w:pPr>
             <w:r>
-              <w:t xml:space="preserve">[ ]</w:t>
+              <w:t>[ ]</w:t>
             </w:r>
           </w:p>
         </w:tc>
         <w:tc>
-          <w:tcPr/>
+          <w:tcPr>
+            <w:tcW w:w="1584" w:type="dxa"/>
+          </w:tcPr>
           <w:p>
             <w:pPr>
               <w:pStyle w:val="Compact"/>
             </w:pPr>
             <w:r>
-              <w:t xml:space="preserve">[ ]</w:t>
+              <w:t>[ ]</w:t>
             </w:r>
           </w:p>
         </w:tc>
       </w:tr>
       <w:tr>
         <w:tc>
-          <w:tcPr/>
+          <w:tcPr>
+            <w:tcW w:w="1584" w:type="dxa"/>
+          </w:tcPr>
           <w:p>
             <w:pPr>
               <w:pStyle w:val="Compact"/>
             </w:pPr>
             <w:r>
-              <w:t xml:space="preserve">[ ]</w:t>
+              <w:t>[ ]</w:t>
             </w:r>
           </w:p>
         </w:tc>
         <w:tc>
-          <w:tcPr/>
+          <w:tcPr>
+            <w:tcW w:w="1584" w:type="dxa"/>
+          </w:tcPr>
           <w:p>
             <w:pPr>
               <w:pStyle w:val="Compact"/>
             </w:pPr>
             <w:r>
-              <w:t xml:space="preserve">[ ]</w:t>
+              <w:t>[ ]</w:t>
             </w:r>
           </w:p>
         </w:tc>
         <w:tc>
-          <w:tcPr/>
+          <w:tcPr>
+            <w:tcW w:w="1584" w:type="dxa"/>
+          </w:tcPr>
           <w:p>
             <w:pPr>
               <w:pStyle w:val="Compact"/>
             </w:pPr>
             <w:r>
-              <w:t xml:space="preserve">[ ]</w:t>
+              <w:t>[ ]</w:t>
             </w:r>
           </w:p>
         </w:tc>
         <w:tc>
-          <w:tcPr/>
+          <w:tcPr>
+            <w:tcW w:w="1584" w:type="dxa"/>
+          </w:tcPr>
           <w:p>
             <w:pPr>
               <w:pStyle w:val="Compact"/>
             </w:pPr>
             <w:r>
-              <w:t xml:space="preserve">[ ]</w:t>
+              <w:t>[ ]</w:t>
             </w:r>
           </w:p>
         </w:tc>
         <w:tc>
-          <w:tcPr/>
+          <w:tcPr>
+            <w:tcW w:w="1584" w:type="dxa"/>
+          </w:tcPr>
           <w:p>
             <w:pPr>
               <w:pStyle w:val="Compact"/>
             </w:pPr>
             <w:r>
-              <w:t xml:space="preserve">[ ]</w:t>
+              <w:t>[ ]</w:t>
             </w:r>
           </w:p>
         </w:tc>
       </w:tr>
     </w:tbl>
-    <w:bookmarkEnd w:id="26"/>
-    <w:bookmarkStart w:id="27" w:name="termo-de-alinhamento-resumo"/>
-    <w:p>
-      <w:pPr>
-        <w:pStyle w:val="Heading2"/>
-      </w:pPr>
-      <w:r>
-        <w:t xml:space="preserve">Termo de alinhamento (resumo)</w:t>
+    <w:p>
+      <w:pPr>
+        <w:pStyle w:val="Ttulo2"/>
+      </w:pPr>
+      <w:bookmarkStart w:id="7" w:name="termo-de-alinhamento-resumo"/>
+      <w:bookmarkEnd w:id="6"/>
+      <w:r>
+        <w:t>Termo de alinhamento (resumo)</w:t>
       </w:r>
     </w:p>
     <w:p>
@@ -857,7 +833,10 @@
         <w:pStyle w:val="FirstParagraph"/>
       </w:pPr>
       <w:r>
-        <w:t xml:space="preserve">Escreva um mini-acordo (pode ser colado no e-mail/WhatsApp do ponto focal).</w:t>
+        <w:t>Escreva um mini-acordo (pode ser colado no e-mail/WhatsApp do ponto focal).</w:t>
+      </w:r>
+      <w:r>
+        <w:t xml:space="preserve"> A ideia aqui é dar uma devolutiva para a empresa, para que ela saiba o que será realizado.</w:t>
       </w:r>
     </w:p>
     <w:p>
@@ -865,7 +844,7 @@
         <w:pStyle w:val="Compact"/>
         <w:numPr>
           <w:ilvl w:val="0"/>
-          <w:numId w:val="1008"/>
+          <w:numId w:val="9"/>
         </w:numPr>
       </w:pPr>
       <w:r>
@@ -873,13 +852,10 @@
           <w:b/>
           <w:bCs/>
         </w:rPr>
-        <w:t xml:space="preserve">Objetivo do projeto:</w:t>
-      </w:r>
-      <w:r>
-        <w:t xml:space="preserve"> </w:t>
-      </w:r>
-      <w:r>
-        <w:t xml:space="preserve">[preencher]</w:t>
+        <w:t>Objetivo do projeto:</w:t>
+      </w:r>
+      <w:r>
+        <w:t xml:space="preserve"> [preencher]</w:t>
       </w:r>
     </w:p>
     <w:p>
@@ -887,7 +863,7 @@
         <w:pStyle w:val="Compact"/>
         <w:numPr>
           <w:ilvl w:val="0"/>
-          <w:numId w:val="1008"/>
+          <w:numId w:val="9"/>
         </w:numPr>
       </w:pPr>
       <w:r>
@@ -895,13 +871,10 @@
           <w:b/>
           <w:bCs/>
         </w:rPr>
-        <w:t xml:space="preserve">Entregável esperado:</w:t>
-      </w:r>
-      <w:r>
-        <w:t xml:space="preserve"> </w:t>
-      </w:r>
-      <w:r>
-        <w:t xml:space="preserve">[dashboard/relatório/app/alerta/outro]</w:t>
+        <w:t>Entregável esperado:</w:t>
+      </w:r>
+      <w:r>
+        <w:t xml:space="preserve"> [dashboard]</w:t>
       </w:r>
     </w:p>
     <w:p>
@@ -909,7 +882,7 @@
         <w:pStyle w:val="Compact"/>
         <w:numPr>
           <w:ilvl w:val="0"/>
-          <w:numId w:val="1008"/>
+          <w:numId w:val="9"/>
         </w:numPr>
       </w:pPr>
       <w:r>
@@ -917,13 +890,10 @@
           <w:b/>
           <w:bCs/>
         </w:rPr>
-        <w:t xml:space="preserve">Prazo previsto:</w:t>
-      </w:r>
-      <w:r>
-        <w:t xml:space="preserve"> </w:t>
-      </w:r>
-      <w:r>
-        <w:t xml:space="preserve">[preencher]</w:t>
+        <w:t>Prazo previsto:</w:t>
+      </w:r>
+      <w:r>
+        <w:t xml:space="preserve"> [preencher]</w:t>
       </w:r>
     </w:p>
     <w:p>
@@ -931,7 +901,7 @@
         <w:pStyle w:val="Compact"/>
         <w:numPr>
           <w:ilvl w:val="0"/>
-          <w:numId w:val="1008"/>
+          <w:numId w:val="9"/>
         </w:numPr>
       </w:pPr>
       <w:r>
@@ -939,13 +909,10 @@
           <w:b/>
           <w:bCs/>
         </w:rPr>
-        <w:t xml:space="preserve">Dados e entrevistas:</w:t>
-      </w:r>
-      <w:r>
-        <w:t xml:space="preserve"> </w:t>
-      </w:r>
-      <w:r>
-        <w:t xml:space="preserve">[o que será solicitado]</w:t>
+        <w:t>Dados e entrevistas:</w:t>
+      </w:r>
+      <w:r>
+        <w:t xml:space="preserve"> [o que será solicitado]</w:t>
       </w:r>
     </w:p>
     <w:p>
@@ -953,7 +920,7 @@
         <w:pStyle w:val="Compact"/>
         <w:numPr>
           <w:ilvl w:val="0"/>
-          <w:numId w:val="1008"/>
+          <w:numId w:val="9"/>
         </w:numPr>
       </w:pPr>
       <w:r>
@@ -961,53 +928,31 @@
           <w:b/>
           <w:bCs/>
         </w:rPr>
-        <w:t xml:space="preserve">Confidencialidade:</w:t>
-      </w:r>
-      <w:r>
-        <w:t xml:space="preserve"> </w:t>
-      </w:r>
-      <w:r>
-        <w:t xml:space="preserve">[como será garantida]</w:t>
-      </w:r>
-    </w:p>
-    <w:bookmarkEnd w:id="27"/>
+        <w:t>Confidencialidade:</w:t>
+      </w:r>
+      <w:r>
+        <w:t xml:space="preserve"> [como será garantida]</w:t>
+      </w:r>
+      <w:bookmarkEnd w:id="7"/>
+    </w:p>
     <w:sectPr>
       <w:footnotePr>
         <w:numRestart w:val="eachSect"/>
       </w:footnotePr>
+      <w:pgSz w:w="12240" w:h="15840"/>
+      <w:pgMar w:top="1417" w:right="1701" w:bottom="1417" w:left="1701" w:header="720" w:footer="720" w:gutter="0"/>
+      <w:cols w:space="720"/>
     </w:sectPr>
   </w:body>
 </w:document>
 </file>
 
-<file path=word/comments.xml><?xml version="1.0" encoding="utf-8"?>
-<w:comments xmlns:w="http://schemas.openxmlformats.org/wordprocessingml/2006/main" xmlns:m="http://schemas.openxmlformats.org/officeDocument/2006/math" xmlns:r="http://schemas.openxmlformats.org/officeDocument/2006/relationships" xmlns:o="urn:schemas-microsoft-com:office:office" xmlns:v="urn:schemas-microsoft-com:vml" xmlns:w10="urn:schemas-microsoft-com:office:word" xmlns:a="http://schemas.openxmlformats.org/drawingml/2006/main" xmlns:pic="http://schemas.openxmlformats.org/drawingml/2006/picture" xmlns:wp="http://schemas.openxmlformats.org/drawingml/2006/wordprocessingDrawing"/>
-</file>
-
-<file path=word/footnotes.xml><?xml version="1.0" encoding="utf-8"?>
-<w:footnotes xmlns:w="http://schemas.openxmlformats.org/wordprocessingml/2006/main" xmlns:m="http://schemas.openxmlformats.org/officeDocument/2006/math" xmlns:r="http://schemas.openxmlformats.org/officeDocument/2006/relationships" xmlns:o="urn:schemas-microsoft-com:office:office" xmlns:v="urn:schemas-microsoft-com:vml" xmlns:w10="urn:schemas-microsoft-com:office:word" xmlns:a="http://schemas.openxmlformats.org/drawingml/2006/main" xmlns:pic="http://schemas.openxmlformats.org/drawingml/2006/picture" xmlns:wp="http://schemas.openxmlformats.org/drawingml/2006/wordprocessingDrawing">
-  <w:footnote w:type="continuationSeparator" w:id="0">
-    <w:p>
-      <w:r>
-        <w:continuationSeparator/>
-      </w:r>
-    </w:p>
-  </w:footnote>
-  <w:footnote w:type="separator" w:id="-1">
-    <w:p>
-      <w:r>
-        <w:separator/>
-      </w:r>
-    </w:p>
-  </w:footnote>
-</w:footnotes>
-</file>
-
 <file path=word/numbering.xml><?xml version="1.0" encoding="utf-8"?>
-<w:numbering xmlns:w="http://schemas.openxmlformats.org/wordprocessingml/2006/main">
-  <w:abstractNum w:abstractNumId="990">
+<w:numbering xmlns:wpc="http://schemas.microsoft.com/office/word/2010/wordprocessingCanvas" xmlns:cx="http://schemas.microsoft.com/office/drawing/2014/chartex" xmlns:cx1="http://schemas.microsoft.com/office/drawing/2015/9/8/chartex" xmlns:cx2="http://schemas.microsoft.com/office/drawing/2015/10/21/chartex" xmlns:cx3="http://schemas.microsoft.com/office/drawing/2016/5/9/chartex" xmlns:cx4="http://schemas.microsoft.com/office/drawing/2016/5/10/chartex" xmlns:cx5="http://schemas.microsoft.com/office/drawing/2016/5/11/chartex" xmlns:cx6="http://schemas.microsoft.com/office/drawing/2016/5/12/chartex" xmlns:cx7="http://schemas.microsoft.com/office/drawing/2016/5/13/chartex" xmlns:cx8="http://schemas.microsoft.com/office/drawing/2016/5/14/chartex" xmlns:mc="http://schemas.openxmlformats.org/markup-compatibility/2006" xmlns:aink="http://schemas.microsoft.com/office/drawing/2016/ink" xmlns:am3d="http://schemas.microsoft.com/office/drawing/2017/model3d" xmlns:o="urn:schemas-microsoft-com:office:office" xmlns:oel="http://schemas.microsoft.com/office/2019/extlst" xmlns:r="http://schemas.openxmlformats.org/officeDocument/2006/relationships" xmlns:m="http://schemas.openxmlformats.org/officeDocument/2006/math" xmlns:v="urn:schemas-microsoft-com:vml" xmlns:wp14="http://schemas.microsoft.com/office/word/2010/wordprocessingDrawing" xmlns:wp="http://schemas.openxmlformats.org/drawingml/2006/wordprocessingDrawing" xmlns:w10="urn:schemas-microsoft-com:office:word" xmlns:w="http://schemas.openxmlformats.org/wordprocessingml/2006/main" xmlns:w14="http://schemas.microsoft.com/office/word/2010/wordml" xmlns:w15="http://schemas.microsoft.com/office/word/2012/wordml" xmlns:w16cex="http://schemas.microsoft.com/office/word/2018/wordml/cex" xmlns:w16cid="http://schemas.microsoft.com/office/word/2016/wordml/cid" xmlns:w16="http://schemas.microsoft.com/office/word/2018/wordml" xmlns:w16sdtdh="http://schemas.microsoft.com/office/word/2020/wordml/sdtdatahash" xmlns:w16se="http://schemas.microsoft.com/office/word/2015/wordml/symex" xmlns:wpg="http://schemas.microsoft.com/office/word/2010/wordprocessingGroup" xmlns:wpi="http://schemas.microsoft.com/office/word/2010/wordprocessingInk" xmlns:wne="http://schemas.microsoft.com/office/word/2006/wordml" xmlns:wps="http://schemas.microsoft.com/office/word/2010/wordprocessingShape" mc:Ignorable="w14 w15 w16se w16cid w16 w16cex w16sdtdh wp14">
+  <w:abstractNum w:abstractNumId="0" w15:restartNumberingAfterBreak="0">
     <w:nsid w:val="0000A990"/>
     <w:multiLevelType w:val="multilevel"/>
+    <w:tmpl w:val="7870E0E8"/>
     <w:lvl w:ilvl="0">
       <w:numFmt w:val="bullet"/>
       <w:lvlText w:val=" "/>
@@ -1081,9 +1026,10 @@
       </w:pPr>
     </w:lvl>
   </w:abstractNum>
-  <w:abstractNum w:abstractNumId="991">
+  <w:abstractNum w:abstractNumId="1" w15:restartNumberingAfterBreak="0">
     <w:nsid w:val="0000A991"/>
     <w:multiLevelType w:val="multilevel"/>
+    <w:tmpl w:val="D7F2E632"/>
     <w:lvl w:ilvl="0">
       <w:numFmt w:val="bullet"/>
       <w:lvlText w:val=""/>
@@ -1184,9 +1130,10 @@
       </w:rPr>
     </w:lvl>
   </w:abstractNum>
-  <w:abstractNum w:abstractNumId="992">
+  <w:abstractNum w:abstractNumId="2" w15:restartNumberingAfterBreak="0">
     <w:nsid w:val="0000A992"/>
     <w:multiLevelType w:val="multilevel"/>
+    <w:tmpl w:val="081EC098"/>
     <w:lvl w:ilvl="0">
       <w:numFmt w:val="bullet"/>
       <w:lvlText w:val="☐"/>
@@ -1260,45 +1207,45 @@
       </w:pPr>
     </w:lvl>
   </w:abstractNum>
-  <w:num w:numId="1000">
-    <w:abstractNumId w:val="990"/>
+  <w:num w:numId="1" w16cid:durableId="84569641">
+    <w:abstractNumId w:val="0"/>
   </w:num>
-  <w:num w:numId="1001">
-    <w:abstractNumId w:val="991"/>
+  <w:num w:numId="2" w16cid:durableId="458842893">
+    <w:abstractNumId w:val="1"/>
   </w:num>
-  <w:num w:numId="1002">
-    <w:abstractNumId w:val="992"/>
+  <w:num w:numId="3" w16cid:durableId="662703710">
+    <w:abstractNumId w:val="2"/>
   </w:num>
-  <w:num w:numId="1003">
-    <w:abstractNumId w:val="992"/>
+  <w:num w:numId="4" w16cid:durableId="1802262002">
+    <w:abstractNumId w:val="2"/>
   </w:num>
-  <w:num w:numId="1004">
-    <w:abstractNumId w:val="992"/>
+  <w:num w:numId="5" w16cid:durableId="388842674">
+    <w:abstractNumId w:val="2"/>
   </w:num>
-  <w:num w:numId="1005">
-    <w:abstractNumId w:val="992"/>
+  <w:num w:numId="6" w16cid:durableId="1576744041">
+    <w:abstractNumId w:val="2"/>
   </w:num>
-  <w:num w:numId="1006">
-    <w:abstractNumId w:val="992"/>
+  <w:num w:numId="7" w16cid:durableId="2003582561">
+    <w:abstractNumId w:val="2"/>
   </w:num>
-  <w:num w:numId="1007">
-    <w:abstractNumId w:val="991"/>
+  <w:num w:numId="8" w16cid:durableId="990985094">
+    <w:abstractNumId w:val="1"/>
   </w:num>
-  <w:num w:numId="1008">
-    <w:abstractNumId w:val="991"/>
+  <w:num w:numId="9" w16cid:durableId="1353410707">
+    <w:abstractNumId w:val="1"/>
   </w:num>
 </w:numbering>
 </file>
 
 <file path=word/styles.xml><?xml version="1.0" encoding="utf-8"?>
-<w:styles xmlns:r="http://schemas.openxmlformats.org/officeDocument/2006/relationships" xmlns:w="http://schemas.openxmlformats.org/wordprocessingml/2006/main">
+<w:styles xmlns:mc="http://schemas.openxmlformats.org/markup-compatibility/2006" xmlns:r="http://schemas.openxmlformats.org/officeDocument/2006/relationships" xmlns:w="http://schemas.openxmlformats.org/wordprocessingml/2006/main" xmlns:w14="http://schemas.microsoft.com/office/word/2010/wordml" xmlns:w15="http://schemas.microsoft.com/office/word/2012/wordml" xmlns:w16cex="http://schemas.microsoft.com/office/word/2018/wordml/cex" xmlns:w16cid="http://schemas.microsoft.com/office/word/2016/wordml/cid" xmlns:w16="http://schemas.microsoft.com/office/word/2018/wordml" xmlns:w16sdtdh="http://schemas.microsoft.com/office/word/2020/wordml/sdtdatahash" xmlns:w16se="http://schemas.microsoft.com/office/word/2015/wordml/symex" mc:Ignorable="w14 w15 w16se w16cid w16 w16cex w16sdtdh">
   <w:docDefaults>
     <w:rPrDefault>
       <w:rPr>
-        <w:rFonts w:asciiTheme="minorHAnsi" w:cstheme="minorBidi" w:eastAsiaTheme="minorHAnsi" w:hAnsiTheme="minorHAnsi"/>
+        <w:rFonts w:asciiTheme="minorHAnsi" w:eastAsiaTheme="minorHAnsi" w:hAnsiTheme="minorHAnsi" w:cstheme="minorBidi"/>
         <w:sz w:val="24"/>
         <w:szCs w:val="24"/>
-        <w:lang w:bidi="ar-SA" w:eastAsia="en-US" w:val="pt"/>
+        <w:lang w:val="pt" w:eastAsia="en-US" w:bidi="ar-SA"/>
       </w:rPr>
     </w:rPrDefault>
     <w:pPrDefault>
@@ -1307,193 +1254,280 @@
       </w:pPr>
     </w:pPrDefault>
   </w:docDefaults>
-  <w:latentStyles w:count="276" w:defLockedState="0" w:defQFormat="0" w:defSemiHidden="0" w:defUIPriority="0" w:defUnhideWhenUsed="0"/>
-  <w:style w:default="1" w:styleId="Normal" w:type="paragraph">
+  <w:latentStyles w:defLockedState="0" w:defUIPriority="0" w:defSemiHidden="0" w:defUnhideWhenUsed="0" w:defQFormat="0" w:count="376">
+    <w:lsdException w:name="Normal Table" w:semiHidden="1" w:unhideWhenUsed="1"/>
+    <w:lsdException w:name="Table Simple 1" w:semiHidden="1" w:unhideWhenUsed="1"/>
+    <w:lsdException w:name="Table Simple 2" w:semiHidden="1" w:unhideWhenUsed="1"/>
+    <w:lsdException w:name="Table Simple 3" w:semiHidden="1" w:unhideWhenUsed="1"/>
+    <w:lsdException w:name="Table Classic 1" w:semiHidden="1" w:unhideWhenUsed="1"/>
+    <w:lsdException w:name="Table Classic 2" w:semiHidden="1" w:unhideWhenUsed="1"/>
+    <w:lsdException w:name="Table Classic 3" w:semiHidden="1" w:unhideWhenUsed="1"/>
+    <w:lsdException w:name="Table Classic 4" w:semiHidden="1" w:unhideWhenUsed="1"/>
+    <w:lsdException w:name="Table Colorful 1" w:semiHidden="1" w:unhideWhenUsed="1"/>
+    <w:lsdException w:name="Table Colorful 2" w:semiHidden="1" w:unhideWhenUsed="1"/>
+    <w:lsdException w:name="Table Colorful 3" w:semiHidden="1" w:unhideWhenUsed="1"/>
+    <w:lsdException w:name="Table Columns 1" w:semiHidden="1" w:unhideWhenUsed="1"/>
+    <w:lsdException w:name="Table Columns 2" w:semiHidden="1" w:unhideWhenUsed="1"/>
+    <w:lsdException w:name="Table Columns 3" w:semiHidden="1" w:unhideWhenUsed="1"/>
+    <w:lsdException w:name="Table Columns 4" w:semiHidden="1" w:unhideWhenUsed="1"/>
+    <w:lsdException w:name="Table Columns 5" w:semiHidden="1" w:unhideWhenUsed="1"/>
+    <w:lsdException w:name="Table Grid 1" w:semiHidden="1" w:unhideWhenUsed="1"/>
+    <w:lsdException w:name="Table Grid 2" w:semiHidden="1" w:unhideWhenUsed="1"/>
+    <w:lsdException w:name="Table Grid 3" w:semiHidden="1" w:unhideWhenUsed="1"/>
+    <w:lsdException w:name="Table Grid 4" w:semiHidden="1" w:unhideWhenUsed="1"/>
+    <w:lsdException w:name="Table Grid 5" w:semiHidden="1" w:unhideWhenUsed="1"/>
+    <w:lsdException w:name="Table Grid 6" w:semiHidden="1" w:unhideWhenUsed="1"/>
+    <w:lsdException w:name="Table Grid 7" w:semiHidden="1" w:unhideWhenUsed="1"/>
+    <w:lsdException w:name="Table Grid 8" w:semiHidden="1" w:unhideWhenUsed="1"/>
+    <w:lsdException w:name="Table List 1" w:semiHidden="1" w:unhideWhenUsed="1"/>
+    <w:lsdException w:name="Table List 2" w:semiHidden="1" w:unhideWhenUsed="1"/>
+    <w:lsdException w:name="Table List 3" w:semiHidden="1" w:unhideWhenUsed="1"/>
+    <w:lsdException w:name="Table List 4" w:semiHidden="1" w:unhideWhenUsed="1"/>
+    <w:lsdException w:name="Table List 5" w:semiHidden="1" w:unhideWhenUsed="1"/>
+    <w:lsdException w:name="Table List 6" w:semiHidden="1" w:unhideWhenUsed="1"/>
+    <w:lsdException w:name="Table List 7" w:semiHidden="1" w:unhideWhenUsed="1"/>
+    <w:lsdException w:name="Table List 8" w:semiHidden="1" w:unhideWhenUsed="1"/>
+    <w:lsdException w:name="Table 3D effects 1" w:semiHidden="1" w:unhideWhenUsed="1"/>
+    <w:lsdException w:name="Table 3D effects 2" w:semiHidden="1" w:unhideWhenUsed="1"/>
+    <w:lsdException w:name="Table 3D effects 3" w:semiHidden="1" w:unhideWhenUsed="1"/>
+    <w:lsdException w:name="Table Contemporary" w:semiHidden="1" w:unhideWhenUsed="1"/>
+    <w:lsdException w:name="Table Elegant" w:semiHidden="1" w:unhideWhenUsed="1"/>
+    <w:lsdException w:name="Table Professional" w:semiHidden="1" w:unhideWhenUsed="1"/>
+    <w:lsdException w:name="Table Subtle 1" w:semiHidden="1" w:unhideWhenUsed="1"/>
+    <w:lsdException w:name="Table Subtle 2" w:semiHidden="1" w:unhideWhenUsed="1"/>
+    <w:lsdException w:name="Table Web 1" w:semiHidden="1" w:unhideWhenUsed="1"/>
+    <w:lsdException w:name="Table Web 2" w:semiHidden="1" w:unhideWhenUsed="1"/>
+    <w:lsdException w:name="Table Web 3" w:semiHidden="1" w:unhideWhenUsed="1"/>
+    <w:lsdException w:name="Table Theme" w:semiHidden="1" w:unhideWhenUsed="1"/>
+    <w:lsdException w:name="Light Shading"/>
+    <w:lsdException w:name="Light List"/>
+    <w:lsdException w:name="Light Grid"/>
+    <w:lsdException w:name="Medium Shading 1"/>
+    <w:lsdException w:name="Medium Shading 2"/>
+    <w:lsdException w:name="Medium List 1"/>
+    <w:lsdException w:name="Medium List 2"/>
+    <w:lsdException w:name="Medium Grid 1"/>
+    <w:lsdException w:name="Medium Grid 2"/>
+    <w:lsdException w:name="Medium Grid 3"/>
+    <w:lsdException w:name="Dark List"/>
+    <w:lsdException w:name="Colorful Shading"/>
+    <w:lsdException w:name="Colorful List"/>
+    <w:lsdException w:name="Colorful Grid"/>
+    <w:lsdException w:name="Light Shading Accent 1"/>
+    <w:lsdException w:name="Light List Accent 1"/>
+    <w:lsdException w:name="Light Grid Accent 1"/>
+    <w:lsdException w:name="Medium Shading 1 Accent 1"/>
+    <w:lsdException w:name="Medium Shading 2 Accent 1"/>
+    <w:lsdException w:name="Medium List 1 Accent 1"/>
+    <w:lsdException w:name="Medium List 2 Accent 1"/>
+    <w:lsdException w:name="Medium Grid 1 Accent 1"/>
+    <w:lsdException w:name="Medium Grid 2 Accent 1"/>
+    <w:lsdException w:name="Medium Grid 3 Accent 1"/>
+    <w:lsdException w:name="Dark List Accent 1"/>
+    <w:lsdException w:name="Colorful Shading Accent 1"/>
+    <w:lsdException w:name="Colorful List Accent 1"/>
+    <w:lsdException w:name="Colorful Grid Accent 1"/>
+    <w:lsdException w:name="Light Shading Accent 2"/>
+    <w:lsdException w:name="Light List Accent 2"/>
+    <w:lsdException w:name="Light Grid Accent 2"/>
+    <w:lsdException w:name="Medium Shading 1 Accent 2"/>
+    <w:lsdException w:name="Medium Shading 2 Accent 2"/>
+    <w:lsdException w:name="Medium List 1 Accent 2"/>
+    <w:lsdException w:name="Medium List 2 Accent 2"/>
+    <w:lsdException w:name="Medium Grid 1 Accent 2"/>
+    <w:lsdException w:name="Medium Grid 2 Accent 2"/>
+    <w:lsdException w:name="Medium Grid 3 Accent 2"/>
+    <w:lsdException w:name="Dark List Accent 2"/>
+    <w:lsdException w:name="Colorful Shading Accent 2"/>
+    <w:lsdException w:name="Colorful List Accent 2"/>
+    <w:lsdException w:name="Colorful Grid Accent 2"/>
+    <w:lsdException w:name="Light Shading Accent 3"/>
+    <w:lsdException w:name="Light List Accent 3"/>
+    <w:lsdException w:name="Light Grid Accent 3"/>
+    <w:lsdException w:name="Medium Shading 1 Accent 3"/>
+    <w:lsdException w:name="Medium Shading 2 Accent 3"/>
+    <w:lsdException w:name="Medium List 1 Accent 3"/>
+    <w:lsdException w:name="Medium List 2 Accent 3"/>
+    <w:lsdException w:name="Medium Grid 1 Accent 3"/>
+    <w:lsdException w:name="Medium Grid 2 Accent 3"/>
+    <w:lsdException w:name="Medium Grid 3 Accent 3"/>
+    <w:lsdException w:name="Dark List Accent 3"/>
+    <w:lsdException w:name="Colorful Shading Accent 3"/>
+    <w:lsdException w:name="Colorful List Accent 3"/>
+    <w:lsdException w:name="Colorful Grid Accent 3"/>
+    <w:lsdException w:name="Light Shading Accent 4"/>
+    <w:lsdException w:name="Light List Accent 4"/>
+    <w:lsdException w:name="Light Grid Accent 4"/>
+    <w:lsdException w:name="Medium Shading 1 Accent 4"/>
+    <w:lsdException w:name="Medium Shading 2 Accent 4"/>
+    <w:lsdException w:name="Medium List 1 Accent 4"/>
+    <w:lsdException w:name="Medium List 2 Accent 4"/>
+    <w:lsdException w:name="Medium Grid 1 Accent 4"/>
+    <w:lsdException w:name="Medium Grid 2 Accent 4"/>
+    <w:lsdException w:name="Medium Grid 3 Accent 4"/>
+    <w:lsdException w:name="Dark List Accent 4"/>
+    <w:lsdException w:name="Colorful Shading Accent 4"/>
+    <w:lsdException w:name="Colorful List Accent 4"/>
+    <w:lsdException w:name="Colorful Grid Accent 4"/>
+    <w:lsdException w:name="Light Shading Accent 5"/>
+    <w:lsdException w:name="Light List Accent 5"/>
+    <w:lsdException w:name="Light Grid Accent 5"/>
+    <w:lsdException w:name="Medium Shading 1 Accent 5"/>
+    <w:lsdException w:name="Medium Shading 2 Accent 5"/>
+    <w:lsdException w:name="Medium List 1 Accent 5"/>
+    <w:lsdException w:name="Medium List 2 Accent 5"/>
+    <w:lsdException w:name="Medium Grid 1 Accent 5"/>
+    <w:lsdException w:name="Medium Grid 2 Accent 5"/>
+    <w:lsdException w:name="Medium Grid 3 Accent 5"/>
+    <w:lsdException w:name="Dark List Accent 5"/>
+    <w:lsdException w:name="Colorful Shading Accent 5"/>
+    <w:lsdException w:name="Colorful List Accent 5"/>
+    <w:lsdException w:name="Colorful Grid Accent 5"/>
+    <w:lsdException w:name="Light Shading Accent 6"/>
+    <w:lsdException w:name="Light List Accent 6"/>
+    <w:lsdException w:name="Light Grid Accent 6"/>
+    <w:lsdException w:name="Medium Shading 1 Accent 6"/>
+    <w:lsdException w:name="Medium Shading 2 Accent 6"/>
+    <w:lsdException w:name="Medium List 1 Accent 6"/>
+    <w:lsdException w:name="Medium List 2 Accent 6"/>
+    <w:lsdException w:name="Medium Grid 1 Accent 6"/>
+    <w:lsdException w:name="Medium Grid 2 Accent 6"/>
+    <w:lsdException w:name="Medium Grid 3 Accent 6"/>
+    <w:lsdException w:name="Dark List Accent 6"/>
+    <w:lsdException w:name="Colorful Shading Accent 6"/>
+    <w:lsdException w:name="Colorful List Accent 6"/>
+    <w:lsdException w:name="Colorful Grid Accent 6"/>
+    <w:lsdException w:name="Grid Table 4" w:uiPriority="49"/>
+    <w:lsdException w:name="Grid Table 5 Dark" w:uiPriority="50"/>
+    <w:lsdException w:name="Grid Table 6 Colorful" w:uiPriority="51"/>
+    <w:lsdException w:name="Grid Table 7 Colorful" w:uiPriority="52"/>
+    <w:lsdException w:name="Grid Table 1 Light Accent 1" w:uiPriority="46"/>
+    <w:lsdException w:name="Grid Table 2 Accent 1" w:uiPriority="47"/>
+    <w:lsdException w:name="Grid Table 3 Accent 1" w:uiPriority="48"/>
+    <w:lsdException w:name="Grid Table 4 Accent 1" w:uiPriority="49"/>
+    <w:lsdException w:name="Grid Table 5 Dark Accent 1" w:uiPriority="50"/>
+    <w:lsdException w:name="Grid Table 6 Colorful Accent 1" w:uiPriority="51"/>
+    <w:lsdException w:name="Grid Table 7 Colorful Accent 1" w:uiPriority="52"/>
+    <w:lsdException w:name="Grid Table 1 Light Accent 2" w:uiPriority="46"/>
+    <w:lsdException w:name="Grid Table 2 Accent 2" w:uiPriority="47"/>
+    <w:lsdException w:name="Grid Table 3 Accent 2" w:uiPriority="48"/>
+    <w:lsdException w:name="Grid Table 4 Accent 2" w:uiPriority="49"/>
+    <w:lsdException w:name="Grid Table 5 Dark Accent 2" w:uiPriority="50"/>
+    <w:lsdException w:name="Grid Table 6 Colorful Accent 2" w:uiPriority="51"/>
+    <w:lsdException w:name="Grid Table 7 Colorful Accent 2" w:uiPriority="52"/>
+    <w:lsdException w:name="Grid Table 1 Light Accent 3" w:uiPriority="46"/>
+    <w:lsdException w:name="Grid Table 2 Accent 3" w:uiPriority="47"/>
+    <w:lsdException w:name="Grid Table 3 Accent 3" w:uiPriority="48"/>
+    <w:lsdException w:name="Grid Table 4 Accent 3" w:uiPriority="49"/>
+    <w:lsdException w:name="Grid Table 5 Dark Accent 3" w:uiPriority="50"/>
+    <w:lsdException w:name="Grid Table 6 Colorful Accent 3" w:uiPriority="51"/>
+    <w:lsdException w:name="Grid Table 7 Colorful Accent 3" w:uiPriority="52"/>
+    <w:lsdException w:name="Grid Table 1 Light Accent 4" w:uiPriority="46"/>
+    <w:lsdException w:name="Grid Table 2 Accent 4" w:uiPriority="47"/>
+    <w:lsdException w:name="Grid Table 3 Accent 4" w:uiPriority="48"/>
+    <w:lsdException w:name="Grid Table 4 Accent 4" w:uiPriority="49"/>
+    <w:lsdException w:name="Grid Table 5 Dark Accent 4" w:uiPriority="50"/>
+    <w:lsdException w:name="Grid Table 6 Colorful Accent 4" w:uiPriority="51"/>
+    <w:lsdException w:name="Grid Table 7 Colorful Accent 4" w:uiPriority="52"/>
+    <w:lsdException w:name="Grid Table 1 Light Accent 5" w:uiPriority="46"/>
+    <w:lsdException w:name="Grid Table 2 Accent 5" w:uiPriority="47"/>
+    <w:lsdException w:name="Grid Table 3 Accent 5" w:uiPriority="48"/>
+    <w:lsdException w:name="Grid Table 4 Accent 5" w:uiPriority="49"/>
+    <w:lsdException w:name="Grid Table 5 Dark Accent 5" w:uiPriority="50"/>
+    <w:lsdException w:name="Grid Table 6 Colorful Accent 5" w:uiPriority="51"/>
+    <w:lsdException w:name="Grid Table 7 Colorful Accent 5" w:uiPriority="52"/>
+    <w:lsdException w:name="Grid Table 1 Light Accent 6" w:uiPriority="46"/>
+    <w:lsdException w:name="Grid Table 2 Accent 6" w:uiPriority="47"/>
+    <w:lsdException w:name="Grid Table 3 Accent 6" w:uiPriority="48"/>
+    <w:lsdException w:name="Grid Table 4 Accent 6" w:uiPriority="49"/>
+    <w:lsdException w:name="Grid Table 5 Dark Accent 6" w:uiPriority="50"/>
+    <w:lsdException w:name="Grid Table 6 Colorful Accent 6" w:uiPriority="51"/>
+    <w:lsdException w:name="Grid Table 7 Colorful Accent 6" w:uiPriority="52"/>
+    <w:lsdException w:name="List Table 1 Light" w:uiPriority="46"/>
+    <w:lsdException w:name="List Table 2" w:uiPriority="47"/>
+    <w:lsdException w:name="List Table 3" w:uiPriority="48"/>
+    <w:lsdException w:name="List Table 4" w:uiPriority="49"/>
+    <w:lsdException w:name="List Table 5 Dark" w:uiPriority="50"/>
+    <w:lsdException w:name="List Table 6 Colorful" w:uiPriority="51"/>
+    <w:lsdException w:name="List Table 7 Colorful" w:uiPriority="52"/>
+    <w:lsdException w:name="List Table 1 Light Accent 1" w:uiPriority="46"/>
+    <w:lsdException w:name="List Table 2 Accent 1" w:uiPriority="47"/>
+    <w:lsdException w:name="List Table 3 Accent 1" w:uiPriority="48"/>
+    <w:lsdException w:name="List Table 4 Accent 1" w:uiPriority="49"/>
+    <w:lsdException w:name="List Table 5 Dark Accent 1" w:uiPriority="50"/>
+    <w:lsdException w:name="List Table 6 Colorful Accent 1" w:uiPriority="51"/>
+    <w:lsdException w:name="List Table 7 Colorful Accent 1" w:uiPriority="52"/>
+    <w:lsdException w:name="List Table 1 Light Accent 2" w:uiPriority="46"/>
+    <w:lsdException w:name="List Table 2 Accent 2" w:uiPriority="47"/>
+    <w:lsdException w:name="List Table 3 Accent 2" w:uiPriority="48"/>
+    <w:lsdException w:name="List Table 4 Accent 2" w:uiPriority="49"/>
+    <w:lsdException w:name="List Table 5 Dark Accent 2" w:uiPriority="50"/>
+    <w:lsdException w:name="List Table 6 Colorful Accent 2" w:uiPriority="51"/>
+    <w:lsdException w:name="List Table 7 Colorful Accent 2" w:uiPriority="52"/>
+    <w:lsdException w:name="List Table 1 Light Accent 3" w:uiPriority="46"/>
+    <w:lsdException w:name="List Table 2 Accent 3" w:uiPriority="47"/>
+    <w:lsdException w:name="List Table 3 Accent 3" w:uiPriority="48"/>
+    <w:lsdException w:name="List Table 4 Accent 3" w:uiPriority="49"/>
+    <w:lsdException w:name="List Table 5 Dark Accent 3" w:uiPriority="50"/>
+    <w:lsdException w:name="List Table 6 Colorful Accent 3" w:uiPriority="51"/>
+    <w:lsdException w:name="List Table 7 Colorful Accent 3" w:uiPriority="52"/>
+    <w:lsdException w:name="List Table 1 Light Accent 4" w:uiPriority="46"/>
+    <w:lsdException w:name="List Table 2 Accent 4" w:uiPriority="47"/>
+    <w:lsdException w:name="List Table 3 Accent 4" w:uiPriority="48"/>
+    <w:lsdException w:name="List Table 4 Accent 4" w:uiPriority="49"/>
+    <w:lsdException w:name="List Table 5 Dark Accent 4" w:uiPriority="50"/>
+    <w:lsdException w:name="List Table 6 Colorful Accent 4" w:uiPriority="51"/>
+    <w:lsdException w:name="List Table 7 Colorful Accent 4" w:uiPriority="52"/>
+    <w:lsdException w:name="List Table 1 Light Accent 5" w:uiPriority="46"/>
+    <w:lsdException w:name="List Table 2 Accent 5" w:uiPriority="47"/>
+    <w:lsdException w:name="List Table 3 Accent 5" w:uiPriority="48"/>
+    <w:lsdException w:name="List Table 4 Accent 5" w:uiPriority="49"/>
+    <w:lsdException w:name="List Table 5 Dark Accent 5" w:uiPriority="50"/>
+    <w:lsdException w:name="List Table 6 Colorful Accent 5" w:uiPriority="51"/>
+    <w:lsdException w:name="List Table 7 Colorful Accent 5" w:uiPriority="52"/>
+    <w:lsdException w:name="List Table 1 Light Accent 6" w:uiPriority="46"/>
+    <w:lsdException w:name="List Table 2 Accent 6" w:uiPriority="47"/>
+    <w:lsdException w:name="List Table 3 Accent 6" w:uiPriority="48"/>
+    <w:lsdException w:name="List Table 4 Accent 6" w:uiPriority="49"/>
+    <w:lsdException w:name="List Table 5 Dark Accent 6" w:uiPriority="50"/>
+    <w:lsdException w:name="List Table 6 Colorful Accent 6" w:uiPriority="51"/>
+    <w:lsdException w:name="List Table 7 Colorful Accent 6" w:uiPriority="52"/>
+    <w:lsdException w:name="Mention" w:semiHidden="1" w:uiPriority="99" w:unhideWhenUsed="1"/>
+    <w:lsdException w:name="Smart Hyperlink" w:semiHidden="1" w:uiPriority="99" w:unhideWhenUsed="1"/>
+    <w:lsdException w:name="Hashtag" w:semiHidden="1" w:uiPriority="99" w:unhideWhenUsed="1"/>
+    <w:lsdException w:name="Unresolved Mention" w:semiHidden="1" w:uiPriority="99" w:unhideWhenUsed="1"/>
+    <w:lsdException w:name="Smart Link" w:semiHidden="1" w:uiPriority="99" w:unhideWhenUsed="1"/>
+  </w:latentStyles>
+  <w:style w:type="paragraph" w:default="1" w:styleId="Normal">
     <w:name w:val="Normal"/>
     <w:qFormat/>
   </w:style>
-  <w:style w:styleId="BodyText" w:type="paragraph">
-    <w:name w:val="Body Text"/>
-    <w:basedOn w:val="Normal"/>
-    <w:link w:val="BodyTextChar"/>
-    <w:qFormat/>
-    <w:pPr>
-      <w:spacing w:after="180" w:before="180"/>
-    </w:pPr>
-  </w:style>
-  <w:style w:customStyle="1" w:styleId="FirstParagraph" w:type="paragraph">
-    <w:name w:val="First Paragraph"/>
-    <w:basedOn w:val="BodyText"/>
-    <w:next w:val="BodyText"/>
-    <w:qFormat/>
-  </w:style>
-  <w:style w:customStyle="1" w:styleId="Compact" w:type="paragraph">
-    <w:name w:val="Compact"/>
-    <w:basedOn w:val="BodyText"/>
-    <w:qFormat/>
-    <w:pPr>
-      <w:spacing w:after="36" w:before="36"/>
-    </w:pPr>
-  </w:style>
-  <w:style w:styleId="Title" w:type="paragraph">
-    <w:name w:val="Title"/>
-    <w:basedOn w:val="Normal"/>
-    <w:next w:val="BodyText"/>
-    <w:link w:val="TitleChar"/>
-    <w:uiPriority w:val="10"/>
-    <w:qFormat/>
-    <w:rsid w:val="00A10FD9"/>
-    <w:pPr>
-      <w:spacing w:after="80" w:line="240" w:lineRule="auto"/>
-      <w:contextualSpacing/>
-      <w:jc w:val="center"/>
-    </w:pPr>
-    <w:rPr>
-      <w:rFonts w:asciiTheme="majorHAnsi" w:cstheme="majorBidi" w:eastAsiaTheme="majorEastAsia" w:hAnsiTheme="majorHAnsi"/>
-      <w:sz w:val="56"/>
-      <w:szCs w:val="56"/>
-    </w:rPr>
-  </w:style>
-  <w:style w:customStyle="1" w:styleId="TitleChar" w:type="character">
-    <w:name w:val="Title Char"/>
-    <w:basedOn w:val="DefaultParagraphFont"/>
-    <w:link w:val="Title"/>
-    <w:uiPriority w:val="10"/>
-    <w:rsid w:val="00A10FD9"/>
-    <w:rPr>
-      <w:rFonts w:asciiTheme="majorHAnsi" w:cstheme="majorBidi" w:eastAsiaTheme="majorEastAsia" w:hAnsiTheme="majorHAnsi"/>
-      <w:sz w:val="56"/>
-      <w:szCs w:val="56"/>
-    </w:rPr>
-  </w:style>
-  <w:style w:styleId="Subtitle" w:type="paragraph">
-    <w:name w:val="Subtitle"/>
-    <w:basedOn w:val="Title"/>
-    <w:next w:val="BodyText"/>
-    <w:link w:val="SubtitleChar"/>
-    <w:uiPriority w:val="11"/>
-    <w:qFormat/>
-    <w:rsid w:val="00A10FD9"/>
-    <w:pPr>
-      <w:numPr>
-        <w:ilvl w:val="1"/>
-      </w:numPr>
-    </w:pPr>
-    <w:rPr>
-      <w:rFonts w:cstheme="majorBidi" w:eastAsiaTheme="majorEastAsia"/>
-      <w:spacing w:val="15"/>
-      <w:sz w:val="28"/>
-      <w:szCs w:val="28"/>
-    </w:rPr>
-  </w:style>
-  <w:style w:customStyle="1" w:styleId="SubtitleChar" w:type="character">
-    <w:name w:val="Subtitle Char"/>
-    <w:basedOn w:val="DefaultParagraphFont"/>
-    <w:link w:val="Subtitle"/>
-    <w:uiPriority w:val="11"/>
-    <w:rsid w:val="00A10FD9"/>
-    <w:rPr>
-      <w:rFonts w:cstheme="majorBidi" w:eastAsiaTheme="majorEastAsia"/>
-      <w:color w:themeColor="text1" w:themeTint="A6" w:val="595959"/>
-      <w:spacing w:val="15"/>
-      <w:sz w:val="28"/>
-      <w:szCs w:val="28"/>
-    </w:rPr>
-  </w:style>
-  <w:style w:customStyle="1" w:styleId="Author" w:type="paragraph">
-    <w:name w:val="Author"/>
-    <w:basedOn w:val="Title"/>
-    <w:next w:val="BodyText"/>
-    <w:qFormat/>
-    <w:pPr>
-      <w:keepNext/>
-      <w:keepLines/>
-    </w:pPr>
-    <w:rPr>
-      <w:sz w:val="24"/>
-      <w:szCs w:val="24"/>
-    </w:rPr>
-  </w:style>
-  <w:style w:styleId="Date" w:type="paragraph">
-    <w:name w:val="Date"/>
-    <w:basedOn w:val="Title"/>
-    <w:next w:val="BodyText"/>
-    <w:qFormat/>
-    <w:pPr>
-      <w:keepNext/>
-      <w:keepLines/>
-    </w:pPr>
-    <w:rPr>
-      <w:sz w:val="24"/>
-      <w:szCs w:val="24"/>
-    </w:rPr>
-  </w:style>
-  <w:style w:customStyle="1" w:styleId="AbstractTitle" w:type="paragraph">
-    <w:name w:val="Abstract Title"/>
-    <w:basedOn w:val="Normal"/>
-    <w:next w:val="Abstract"/>
-    <w:qFormat/>
-    <w:pPr>
-      <w:keepNext/>
-      <w:keepLines/>
-      <w:spacing w:after="0" w:before="300"/>
-      <w:jc w:val="center"/>
-    </w:pPr>
-    <w:rPr>
-      <w:b/>
-      <w:sz w:val="20"/>
-      <w:szCs w:val="20"/>
-    </w:rPr>
-  </w:style>
-  <w:style w:customStyle="1" w:styleId="Abstract" w:type="paragraph">
-    <w:name w:val="Abstract"/>
-    <w:basedOn w:val="Normal"/>
-    <w:next w:val="BodyText"/>
-    <w:qFormat/>
-    <w:pPr>
-      <w:keepNext/>
-      <w:keepLines/>
-      <w:spacing w:after="300" w:before="100"/>
-    </w:pPr>
-    <w:rPr>
-      <w:sz w:val="20"/>
-      <w:szCs w:val="20"/>
-    </w:rPr>
-  </w:style>
-  <w:style w:styleId="Bibliography" w:type="paragraph">
-    <w:name w:val="Bibliography"/>
-    <w:basedOn w:val="Normal"/>
-    <w:next w:val="Bibliography"/>
-    <w:qFormat/>
-    <w:pPr/>
-    <w:rPr/>
-  </w:style>
-  <w:style w:styleId="Heading1" w:type="paragraph">
+  <w:style w:type="paragraph" w:styleId="Ttulo1">
     <w:name w:val="heading 1"/>
     <w:basedOn w:val="Normal"/>
-    <w:next w:val="BodyText"/>
-    <w:link w:val="Heading1Char"/>
+    <w:next w:val="Corpodetexto"/>
+    <w:link w:val="Ttulo1Char"/>
     <w:uiPriority w:val="9"/>
     <w:qFormat/>
     <w:rsid w:val="00A10FD9"/>
     <w:pPr>
       <w:keepNext/>
       <w:keepLines/>
-      <w:spacing w:after="80" w:before="360"/>
+      <w:spacing w:before="360" w:after="80"/>
       <w:outlineLvl w:val="0"/>
     </w:pPr>
     <w:rPr>
-      <w:rFonts w:asciiTheme="majorHAnsi" w:cstheme="majorBidi" w:eastAsiaTheme="majorEastAsia" w:hAnsiTheme="majorHAnsi"/>
-      <w:color w:themeColor="accent1" w:themeShade="BF" w:val="0F4761"/>
+      <w:rFonts w:asciiTheme="majorHAnsi" w:eastAsiaTheme="majorEastAsia" w:hAnsiTheme="majorHAnsi" w:cstheme="majorBidi"/>
+      <w:color w:val="0F4761" w:themeColor="accent1" w:themeShade="BF"/>
       <w:sz w:val="40"/>
       <w:szCs w:val="40"/>
     </w:rPr>
   </w:style>
-  <w:style w:styleId="Heading2" w:type="paragraph">
+  <w:style w:type="paragraph" w:styleId="Ttulo2">
     <w:name w:val="heading 2"/>
     <w:basedOn w:val="Normal"/>
-    <w:next w:val="BodyText"/>
-    <w:link w:val="Heading2Char"/>
+    <w:next w:val="Corpodetexto"/>
+    <w:link w:val="Ttulo2Char"/>
     <w:uiPriority w:val="9"/>
     <w:semiHidden/>
     <w:unhideWhenUsed/>
@@ -1502,21 +1536,21 @@
     <w:pPr>
       <w:keepNext/>
       <w:keepLines/>
-      <w:spacing w:after="80" w:before="160"/>
+      <w:spacing w:before="160" w:after="80"/>
       <w:outlineLvl w:val="1"/>
     </w:pPr>
     <w:rPr>
-      <w:rFonts w:asciiTheme="majorHAnsi" w:cstheme="majorBidi" w:eastAsiaTheme="majorEastAsia" w:hAnsiTheme="majorHAnsi"/>
-      <w:color w:themeColor="accent1" w:themeShade="BF" w:val="0F4761"/>
+      <w:rFonts w:asciiTheme="majorHAnsi" w:eastAsiaTheme="majorEastAsia" w:hAnsiTheme="majorHAnsi" w:cstheme="majorBidi"/>
+      <w:color w:val="0F4761" w:themeColor="accent1" w:themeShade="BF"/>
       <w:sz w:val="32"/>
       <w:szCs w:val="32"/>
     </w:rPr>
   </w:style>
-  <w:style w:styleId="Heading3" w:type="paragraph">
+  <w:style w:type="paragraph" w:styleId="Ttulo3">
     <w:name w:val="heading 3"/>
     <w:basedOn w:val="Normal"/>
-    <w:next w:val="BodyText"/>
-    <w:link w:val="Heading3Char"/>
+    <w:next w:val="Corpodetexto"/>
+    <w:link w:val="Ttulo3Char"/>
     <w:uiPriority w:val="9"/>
     <w:semiHidden/>
     <w:unhideWhenUsed/>
@@ -1525,21 +1559,21 @@
     <w:pPr>
       <w:keepNext/>
       <w:keepLines/>
-      <w:spacing w:after="80" w:before="160"/>
+      <w:spacing w:before="160" w:after="80"/>
       <w:outlineLvl w:val="2"/>
     </w:pPr>
     <w:rPr>
-      <w:rFonts w:cstheme="majorBidi" w:eastAsiaTheme="majorEastAsia"/>
-      <w:color w:themeColor="accent1" w:themeShade="BF" w:val="0F4761"/>
+      <w:rFonts w:eastAsiaTheme="majorEastAsia" w:cstheme="majorBidi"/>
+      <w:color w:val="0F4761" w:themeColor="accent1" w:themeShade="BF"/>
       <w:sz w:val="28"/>
       <w:szCs w:val="28"/>
     </w:rPr>
   </w:style>
-  <w:style w:styleId="Heading4" w:type="paragraph">
+  <w:style w:type="paragraph" w:styleId="Ttulo4">
     <w:name w:val="heading 4"/>
     <w:basedOn w:val="Normal"/>
-    <w:next w:val="BodyText"/>
-    <w:link w:val="Heading4Char"/>
+    <w:next w:val="Corpodetexto"/>
+    <w:link w:val="Ttulo4Char"/>
     <w:uiPriority w:val="9"/>
     <w:semiHidden/>
     <w:unhideWhenUsed/>
@@ -1548,21 +1582,21 @@
     <w:pPr>
       <w:keepNext/>
       <w:keepLines/>
-      <w:spacing w:after="40" w:before="80"/>
+      <w:spacing w:before="80" w:after="40"/>
       <w:outlineLvl w:val="3"/>
     </w:pPr>
     <w:rPr>
-      <w:rFonts w:cstheme="majorBidi" w:eastAsiaTheme="majorEastAsia"/>
+      <w:rFonts w:eastAsiaTheme="majorEastAsia" w:cstheme="majorBidi"/>
       <w:i/>
       <w:iCs/>
-      <w:color w:themeColor="accent1" w:themeShade="BF" w:val="0F4761"/>
-    </w:rPr>
-  </w:style>
-  <w:style w:styleId="Heading5" w:type="paragraph">
+      <w:color w:val="0F4761" w:themeColor="accent1" w:themeShade="BF"/>
+    </w:rPr>
+  </w:style>
+  <w:style w:type="paragraph" w:styleId="Ttulo5">
     <w:name w:val="heading 5"/>
     <w:basedOn w:val="Normal"/>
-    <w:next w:val="BodyText"/>
-    <w:link w:val="Heading5Char"/>
+    <w:next w:val="Corpodetexto"/>
+    <w:link w:val="Ttulo5Char"/>
     <w:uiPriority w:val="9"/>
     <w:semiHidden/>
     <w:unhideWhenUsed/>
@@ -1571,19 +1605,19 @@
     <w:pPr>
       <w:keepNext/>
       <w:keepLines/>
-      <w:spacing w:after="40" w:before="80"/>
+      <w:spacing w:before="80" w:after="40"/>
       <w:outlineLvl w:val="4"/>
     </w:pPr>
     <w:rPr>
-      <w:rFonts w:cstheme="majorBidi" w:eastAsiaTheme="majorEastAsia"/>
-      <w:color w:themeColor="accent1" w:themeShade="BF" w:val="0F4761"/>
-    </w:rPr>
-  </w:style>
-  <w:style w:styleId="Heading6" w:type="paragraph">
+      <w:rFonts w:eastAsiaTheme="majorEastAsia" w:cstheme="majorBidi"/>
+      <w:color w:val="0F4761" w:themeColor="accent1" w:themeShade="BF"/>
+    </w:rPr>
+  </w:style>
+  <w:style w:type="paragraph" w:styleId="Ttulo6">
     <w:name w:val="heading 6"/>
     <w:basedOn w:val="Normal"/>
-    <w:next w:val="BodyText"/>
-    <w:link w:val="Heading6Char"/>
+    <w:next w:val="Corpodetexto"/>
+    <w:link w:val="Ttulo6Char"/>
     <w:uiPriority w:val="9"/>
     <w:semiHidden/>
     <w:unhideWhenUsed/>
@@ -1592,21 +1626,21 @@
     <w:pPr>
       <w:keepNext/>
       <w:keepLines/>
-      <w:spacing w:after="0" w:before="40"/>
+      <w:spacing w:before="40" w:after="0"/>
       <w:outlineLvl w:val="5"/>
     </w:pPr>
     <w:rPr>
-      <w:rFonts w:cstheme="majorBidi" w:eastAsiaTheme="majorEastAsia"/>
+      <w:rFonts w:eastAsiaTheme="majorEastAsia" w:cstheme="majorBidi"/>
       <w:i/>
       <w:iCs/>
-      <w:color w:themeColor="text1" w:themeTint="A6" w:val="595959"/>
-    </w:rPr>
-  </w:style>
-  <w:style w:styleId="Heading7" w:type="paragraph">
+      <w:color w:val="595959" w:themeColor="text1" w:themeTint="A6"/>
+    </w:rPr>
+  </w:style>
+  <w:style w:type="paragraph" w:styleId="Ttulo7">
     <w:name w:val="heading 7"/>
     <w:basedOn w:val="Normal"/>
-    <w:next w:val="BodyText"/>
-    <w:link w:val="Heading7Char"/>
+    <w:next w:val="Corpodetexto"/>
+    <w:link w:val="Ttulo7Char"/>
     <w:uiPriority w:val="9"/>
     <w:semiHidden/>
     <w:unhideWhenUsed/>
@@ -1615,19 +1649,19 @@
     <w:pPr>
       <w:keepNext/>
       <w:keepLines/>
-      <w:spacing w:after="0" w:before="40"/>
+      <w:spacing w:before="40" w:after="0"/>
       <w:outlineLvl w:val="6"/>
     </w:pPr>
     <w:rPr>
-      <w:rFonts w:cstheme="majorBidi" w:eastAsiaTheme="majorEastAsia"/>
-      <w:color w:themeColor="text1" w:themeTint="A6" w:val="595959"/>
-    </w:rPr>
-  </w:style>
-  <w:style w:styleId="Heading8" w:type="paragraph">
+      <w:rFonts w:eastAsiaTheme="majorEastAsia" w:cstheme="majorBidi"/>
+      <w:color w:val="595959" w:themeColor="text1" w:themeTint="A6"/>
+    </w:rPr>
+  </w:style>
+  <w:style w:type="paragraph" w:styleId="Ttulo8">
     <w:name w:val="heading 8"/>
     <w:basedOn w:val="Normal"/>
-    <w:next w:val="BodyText"/>
-    <w:link w:val="Heading8Char"/>
+    <w:next w:val="Corpodetexto"/>
+    <w:link w:val="Ttulo8Char"/>
     <w:uiPriority w:val="9"/>
     <w:semiHidden/>
     <w:unhideWhenUsed/>
@@ -1640,17 +1674,17 @@
       <w:outlineLvl w:val="7"/>
     </w:pPr>
     <w:rPr>
-      <w:rFonts w:cstheme="majorBidi" w:eastAsiaTheme="majorEastAsia"/>
+      <w:rFonts w:eastAsiaTheme="majorEastAsia" w:cstheme="majorBidi"/>
       <w:i/>
       <w:iCs/>
-      <w:color w:themeColor="text1" w:themeTint="D8" w:val="272727"/>
-    </w:rPr>
-  </w:style>
-  <w:style w:styleId="Heading9" w:type="paragraph">
+      <w:color w:val="272727" w:themeColor="text1" w:themeTint="D8"/>
+    </w:rPr>
+  </w:style>
+  <w:style w:type="paragraph" w:styleId="Ttulo9">
     <w:name w:val="heading 9"/>
     <w:basedOn w:val="Normal"/>
-    <w:next w:val="BodyText"/>
-    <w:link w:val="Heading9Char"/>
+    <w:next w:val="Corpodetexto"/>
+    <w:link w:val="Ttulo9Char"/>
     <w:uiPriority w:val="9"/>
     <w:semiHidden/>
     <w:unhideWhenUsed/>
@@ -1663,198 +1697,368 @@
       <w:outlineLvl w:val="8"/>
     </w:pPr>
     <w:rPr>
-      <w:rFonts w:cstheme="majorBidi" w:eastAsiaTheme="majorEastAsia"/>
-      <w:color w:themeColor="text1" w:themeTint="D8" w:val="272727"/>
-    </w:rPr>
-  </w:style>
-  <w:style w:customStyle="1" w:styleId="Heading1Char" w:type="character">
-    <w:name w:val="Heading 1 Char"/>
-    <w:basedOn w:val="DefaultParagraphFont"/>
-    <w:link w:val="Heading1"/>
+      <w:rFonts w:eastAsiaTheme="majorEastAsia" w:cstheme="majorBidi"/>
+      <w:color w:val="272727" w:themeColor="text1" w:themeTint="D8"/>
+    </w:rPr>
+  </w:style>
+  <w:style w:type="character" w:default="1" w:styleId="Fontepargpadro">
+    <w:name w:val="Default Paragraph Font"/>
+    <w:uiPriority w:val="1"/>
+    <w:semiHidden/>
+    <w:unhideWhenUsed/>
+  </w:style>
+  <w:style w:type="table" w:default="1" w:styleId="Tabelanormal">
+    <w:name w:val="Normal Table"/>
+    <w:uiPriority w:val="99"/>
+    <w:semiHidden/>
+    <w:unhideWhenUsed/>
+    <w:tblPr>
+      <w:tblInd w:w="0" w:type="dxa"/>
+      <w:tblCellMar>
+        <w:top w:w="0" w:type="dxa"/>
+        <w:left w:w="108" w:type="dxa"/>
+        <w:bottom w:w="0" w:type="dxa"/>
+        <w:right w:w="108" w:type="dxa"/>
+      </w:tblCellMar>
+    </w:tblPr>
+  </w:style>
+  <w:style w:type="numbering" w:default="1" w:styleId="Semlista">
+    <w:name w:val="No List"/>
+    <w:uiPriority w:val="99"/>
+    <w:semiHidden/>
+    <w:unhideWhenUsed/>
+  </w:style>
+  <w:style w:type="paragraph" w:styleId="Corpodetexto">
+    <w:name w:val="Body Text"/>
+    <w:basedOn w:val="Normal"/>
+    <w:qFormat/>
+    <w:pPr>
+      <w:spacing w:before="180" w:after="180"/>
+    </w:pPr>
+  </w:style>
+  <w:style w:type="paragraph" w:customStyle="1" w:styleId="FirstParagraph">
+    <w:name w:val="First Paragraph"/>
+    <w:basedOn w:val="Corpodetexto"/>
+    <w:next w:val="Corpodetexto"/>
+    <w:qFormat/>
+  </w:style>
+  <w:style w:type="paragraph" w:customStyle="1" w:styleId="Compact">
+    <w:name w:val="Compact"/>
+    <w:basedOn w:val="Corpodetexto"/>
+    <w:qFormat/>
+    <w:pPr>
+      <w:spacing w:before="36" w:after="36"/>
+    </w:pPr>
+  </w:style>
+  <w:style w:type="paragraph" w:styleId="Ttulo">
+    <w:name w:val="Title"/>
+    <w:basedOn w:val="Normal"/>
+    <w:next w:val="Corpodetexto"/>
+    <w:link w:val="TtuloChar"/>
+    <w:uiPriority w:val="10"/>
+    <w:qFormat/>
+    <w:rsid w:val="00A10FD9"/>
+    <w:pPr>
+      <w:spacing w:after="80"/>
+      <w:contextualSpacing/>
+      <w:jc w:val="center"/>
+    </w:pPr>
+    <w:rPr>
+      <w:rFonts w:asciiTheme="majorHAnsi" w:eastAsiaTheme="majorEastAsia" w:hAnsiTheme="majorHAnsi" w:cstheme="majorBidi"/>
+      <w:sz w:val="56"/>
+      <w:szCs w:val="56"/>
+    </w:rPr>
+  </w:style>
+  <w:style w:type="character" w:customStyle="1" w:styleId="TtuloChar">
+    <w:name w:val="Título Char"/>
+    <w:basedOn w:val="Fontepargpadro"/>
+    <w:link w:val="Ttulo"/>
+    <w:uiPriority w:val="10"/>
+    <w:rsid w:val="00A10FD9"/>
+    <w:rPr>
+      <w:rFonts w:asciiTheme="majorHAnsi" w:eastAsiaTheme="majorEastAsia" w:hAnsiTheme="majorHAnsi" w:cstheme="majorBidi"/>
+      <w:sz w:val="56"/>
+      <w:szCs w:val="56"/>
+    </w:rPr>
+  </w:style>
+  <w:style w:type="paragraph" w:styleId="Subttulo">
+    <w:name w:val="Subtitle"/>
+    <w:basedOn w:val="Ttulo"/>
+    <w:next w:val="Corpodetexto"/>
+    <w:link w:val="SubttuloChar"/>
+    <w:uiPriority w:val="11"/>
+    <w:qFormat/>
+    <w:rsid w:val="00A10FD9"/>
+    <w:pPr>
+      <w:numPr>
+        <w:ilvl w:val="1"/>
+      </w:numPr>
+    </w:pPr>
+    <w:rPr>
+      <w:spacing w:val="15"/>
+      <w:sz w:val="28"/>
+      <w:szCs w:val="28"/>
+    </w:rPr>
+  </w:style>
+  <w:style w:type="character" w:customStyle="1" w:styleId="SubttuloChar">
+    <w:name w:val="Subtítulo Char"/>
+    <w:basedOn w:val="Fontepargpadro"/>
+    <w:link w:val="Subttulo"/>
+    <w:uiPriority w:val="11"/>
+    <w:rsid w:val="00A10FD9"/>
+    <w:rPr>
+      <w:rFonts w:eastAsiaTheme="majorEastAsia" w:cstheme="majorBidi"/>
+      <w:color w:val="595959" w:themeColor="text1" w:themeTint="A6"/>
+      <w:spacing w:val="15"/>
+      <w:sz w:val="28"/>
+      <w:szCs w:val="28"/>
+    </w:rPr>
+  </w:style>
+  <w:style w:type="paragraph" w:customStyle="1" w:styleId="Author">
+    <w:name w:val="Author"/>
+    <w:basedOn w:val="Ttulo"/>
+    <w:next w:val="Corpodetexto"/>
+    <w:qFormat/>
+    <w:pPr>
+      <w:keepNext/>
+      <w:keepLines/>
+    </w:pPr>
+    <w:rPr>
+      <w:sz w:val="24"/>
+      <w:szCs w:val="24"/>
+    </w:rPr>
+  </w:style>
+  <w:style w:type="paragraph" w:styleId="Data">
+    <w:name w:val="Date"/>
+    <w:basedOn w:val="Ttulo"/>
+    <w:next w:val="Corpodetexto"/>
+    <w:qFormat/>
+    <w:pPr>
+      <w:keepNext/>
+      <w:keepLines/>
+    </w:pPr>
+    <w:rPr>
+      <w:sz w:val="24"/>
+      <w:szCs w:val="24"/>
+    </w:rPr>
+  </w:style>
+  <w:style w:type="paragraph" w:customStyle="1" w:styleId="AbstractTitle">
+    <w:name w:val="Abstract Title"/>
+    <w:basedOn w:val="Normal"/>
+    <w:next w:val="Abstract"/>
+    <w:qFormat/>
+    <w:pPr>
+      <w:keepNext/>
+      <w:keepLines/>
+      <w:spacing w:before="300" w:after="0"/>
+      <w:jc w:val="center"/>
+    </w:pPr>
+    <w:rPr>
+      <w:b/>
+      <w:sz w:val="20"/>
+      <w:szCs w:val="20"/>
+    </w:rPr>
+  </w:style>
+  <w:style w:type="paragraph" w:customStyle="1" w:styleId="Abstract">
+    <w:name w:val="Abstract"/>
+    <w:basedOn w:val="Normal"/>
+    <w:next w:val="Corpodetexto"/>
+    <w:qFormat/>
+    <w:pPr>
+      <w:keepNext/>
+      <w:keepLines/>
+      <w:spacing w:before="100" w:after="300"/>
+    </w:pPr>
+    <w:rPr>
+      <w:sz w:val="20"/>
+      <w:szCs w:val="20"/>
+    </w:rPr>
+  </w:style>
+  <w:style w:type="paragraph" w:styleId="Bibliografia">
+    <w:name w:val="Bibliography"/>
+    <w:basedOn w:val="Normal"/>
+    <w:qFormat/>
+  </w:style>
+  <w:style w:type="character" w:customStyle="1" w:styleId="Ttulo1Char">
+    <w:name w:val="Título 1 Char"/>
+    <w:basedOn w:val="Fontepargpadro"/>
+    <w:link w:val="Ttulo1"/>
     <w:uiPriority w:val="9"/>
     <w:rsid w:val="00A10FD9"/>
     <w:rPr>
-      <w:rFonts w:asciiTheme="majorHAnsi" w:cstheme="majorBidi" w:eastAsiaTheme="majorEastAsia" w:hAnsiTheme="majorHAnsi"/>
-      <w:color w:themeColor="accent1" w:themeShade="BF" w:val="0F4761"/>
+      <w:rFonts w:asciiTheme="majorHAnsi" w:eastAsiaTheme="majorEastAsia" w:hAnsiTheme="majorHAnsi" w:cstheme="majorBidi"/>
+      <w:color w:val="0F4761" w:themeColor="accent1" w:themeShade="BF"/>
       <w:sz w:val="40"/>
       <w:szCs w:val="40"/>
     </w:rPr>
   </w:style>
-  <w:style w:customStyle="1" w:styleId="Heading2Char" w:type="character">
-    <w:name w:val="Heading 2 Char"/>
-    <w:basedOn w:val="DefaultParagraphFont"/>
-    <w:link w:val="Heading2"/>
+  <w:style w:type="character" w:customStyle="1" w:styleId="Ttulo2Char">
+    <w:name w:val="Título 2 Char"/>
+    <w:basedOn w:val="Fontepargpadro"/>
+    <w:link w:val="Ttulo2"/>
     <w:uiPriority w:val="9"/>
     <w:semiHidden/>
     <w:rsid w:val="00A10FD9"/>
     <w:rPr>
-      <w:rFonts w:asciiTheme="majorHAnsi" w:cstheme="majorBidi" w:eastAsiaTheme="majorEastAsia" w:hAnsiTheme="majorHAnsi"/>
-      <w:color w:themeColor="accent1" w:themeShade="BF" w:val="0F4761"/>
+      <w:rFonts w:asciiTheme="majorHAnsi" w:eastAsiaTheme="majorEastAsia" w:hAnsiTheme="majorHAnsi" w:cstheme="majorBidi"/>
+      <w:color w:val="0F4761" w:themeColor="accent1" w:themeShade="BF"/>
       <w:sz w:val="32"/>
       <w:szCs w:val="32"/>
     </w:rPr>
   </w:style>
-  <w:style w:customStyle="1" w:styleId="Heading3Char" w:type="character">
-    <w:name w:val="Heading 3 Char"/>
-    <w:basedOn w:val="DefaultParagraphFont"/>
-    <w:link w:val="Heading3"/>
+  <w:style w:type="character" w:customStyle="1" w:styleId="Ttulo3Char">
+    <w:name w:val="Título 3 Char"/>
+    <w:basedOn w:val="Fontepargpadro"/>
+    <w:link w:val="Ttulo3"/>
     <w:uiPriority w:val="9"/>
     <w:semiHidden/>
     <w:rsid w:val="00A10FD9"/>
     <w:rPr>
-      <w:rFonts w:cstheme="majorBidi" w:eastAsiaTheme="majorEastAsia"/>
-      <w:color w:themeColor="accent1" w:themeShade="BF" w:val="0F4761"/>
+      <w:rFonts w:eastAsiaTheme="majorEastAsia" w:cstheme="majorBidi"/>
+      <w:color w:val="0F4761" w:themeColor="accent1" w:themeShade="BF"/>
       <w:sz w:val="28"/>
       <w:szCs w:val="28"/>
     </w:rPr>
   </w:style>
-  <w:style w:customStyle="1" w:styleId="Heading4Char" w:type="character">
-    <w:name w:val="Heading 4 Char"/>
-    <w:basedOn w:val="DefaultParagraphFont"/>
-    <w:link w:val="Heading4"/>
+  <w:style w:type="character" w:customStyle="1" w:styleId="Ttulo4Char">
+    <w:name w:val="Título 4 Char"/>
+    <w:basedOn w:val="Fontepargpadro"/>
+    <w:link w:val="Ttulo4"/>
     <w:uiPriority w:val="9"/>
     <w:semiHidden/>
     <w:rsid w:val="00A10FD9"/>
     <w:rPr>
-      <w:rFonts w:cstheme="majorBidi" w:eastAsiaTheme="majorEastAsia"/>
+      <w:rFonts w:eastAsiaTheme="majorEastAsia" w:cstheme="majorBidi"/>
       <w:i/>
       <w:iCs/>
-      <w:color w:themeColor="accent1" w:themeShade="BF" w:val="0F4761"/>
-    </w:rPr>
-  </w:style>
-  <w:style w:customStyle="1" w:styleId="Heading5Char" w:type="character">
-    <w:name w:val="Heading 5 Char"/>
-    <w:basedOn w:val="DefaultParagraphFont"/>
-    <w:link w:val="Heading5"/>
+      <w:color w:val="0F4761" w:themeColor="accent1" w:themeShade="BF"/>
+    </w:rPr>
+  </w:style>
+  <w:style w:type="character" w:customStyle="1" w:styleId="Ttulo5Char">
+    <w:name w:val="Título 5 Char"/>
+    <w:basedOn w:val="Fontepargpadro"/>
+    <w:link w:val="Ttulo5"/>
     <w:uiPriority w:val="9"/>
     <w:semiHidden/>
     <w:rsid w:val="00A10FD9"/>
     <w:rPr>
-      <w:rFonts w:cstheme="majorBidi" w:eastAsiaTheme="majorEastAsia"/>
-      <w:color w:themeColor="accent1" w:themeShade="BF" w:val="0F4761"/>
-    </w:rPr>
-  </w:style>
-  <w:style w:customStyle="1" w:styleId="Heading6Char" w:type="character">
-    <w:name w:val="Heading 6 Char"/>
-    <w:basedOn w:val="DefaultParagraphFont"/>
-    <w:link w:val="Heading6"/>
+      <w:rFonts w:eastAsiaTheme="majorEastAsia" w:cstheme="majorBidi"/>
+      <w:color w:val="0F4761" w:themeColor="accent1" w:themeShade="BF"/>
+    </w:rPr>
+  </w:style>
+  <w:style w:type="character" w:customStyle="1" w:styleId="Ttulo6Char">
+    <w:name w:val="Título 6 Char"/>
+    <w:basedOn w:val="Fontepargpadro"/>
+    <w:link w:val="Ttulo6"/>
     <w:uiPriority w:val="9"/>
     <w:semiHidden/>
     <w:rsid w:val="00A10FD9"/>
     <w:rPr>
-      <w:rFonts w:cstheme="majorBidi" w:eastAsiaTheme="majorEastAsia"/>
+      <w:rFonts w:eastAsiaTheme="majorEastAsia" w:cstheme="majorBidi"/>
       <w:i/>
       <w:iCs/>
-      <w:color w:themeColor="text1" w:themeTint="A6" w:val="595959"/>
-    </w:rPr>
-  </w:style>
-  <w:style w:customStyle="1" w:styleId="Heading7Char" w:type="character">
-    <w:name w:val="Heading 7 Char"/>
-    <w:basedOn w:val="DefaultParagraphFont"/>
-    <w:link w:val="Heading7"/>
+      <w:color w:val="595959" w:themeColor="text1" w:themeTint="A6"/>
+    </w:rPr>
+  </w:style>
+  <w:style w:type="character" w:customStyle="1" w:styleId="Ttulo7Char">
+    <w:name w:val="Título 7 Char"/>
+    <w:basedOn w:val="Fontepargpadro"/>
+    <w:link w:val="Ttulo7"/>
     <w:uiPriority w:val="9"/>
     <w:semiHidden/>
     <w:rsid w:val="00A10FD9"/>
     <w:rPr>
-      <w:rFonts w:cstheme="majorBidi" w:eastAsiaTheme="majorEastAsia"/>
-      <w:color w:themeColor="text1" w:themeTint="A6" w:val="595959"/>
-    </w:rPr>
-  </w:style>
-  <w:style w:customStyle="1" w:styleId="Heading8Char" w:type="character">
-    <w:name w:val="Heading 8 Char"/>
-    <w:basedOn w:val="DefaultParagraphFont"/>
-    <w:link w:val="Heading8"/>
+      <w:rFonts w:eastAsiaTheme="majorEastAsia" w:cstheme="majorBidi"/>
+      <w:color w:val="595959" w:themeColor="text1" w:themeTint="A6"/>
+    </w:rPr>
+  </w:style>
+  <w:style w:type="character" w:customStyle="1" w:styleId="Ttulo8Char">
+    <w:name w:val="Título 8 Char"/>
+    <w:basedOn w:val="Fontepargpadro"/>
+    <w:link w:val="Ttulo8"/>
     <w:uiPriority w:val="9"/>
     <w:semiHidden/>
     <w:rsid w:val="00A10FD9"/>
     <w:rPr>
-      <w:rFonts w:cstheme="majorBidi" w:eastAsiaTheme="majorEastAsia"/>
+      <w:rFonts w:eastAsiaTheme="majorEastAsia" w:cstheme="majorBidi"/>
       <w:i/>
       <w:iCs/>
-      <w:color w:themeColor="text1" w:themeTint="D8" w:val="272727"/>
-    </w:rPr>
-  </w:style>
-  <w:style w:customStyle="1" w:styleId="Heading9Char" w:type="character">
-    <w:name w:val="Heading 9 Char"/>
-    <w:basedOn w:val="DefaultParagraphFont"/>
-    <w:link w:val="Heading9"/>
+      <w:color w:val="272727" w:themeColor="text1" w:themeTint="D8"/>
+    </w:rPr>
+  </w:style>
+  <w:style w:type="character" w:customStyle="1" w:styleId="Ttulo9Char">
+    <w:name w:val="Título 9 Char"/>
+    <w:basedOn w:val="Fontepargpadro"/>
+    <w:link w:val="Ttulo9"/>
     <w:uiPriority w:val="9"/>
     <w:semiHidden/>
     <w:rsid w:val="00A10FD9"/>
     <w:rPr>
-      <w:rFonts w:cstheme="majorBidi" w:eastAsiaTheme="majorEastAsia"/>
-      <w:color w:themeColor="text1" w:themeTint="D8" w:val="272727"/>
-    </w:rPr>
-  </w:style>
-  <w:style w:styleId="BlockText" w:type="paragraph">
+      <w:rFonts w:eastAsiaTheme="majorEastAsia" w:cstheme="majorBidi"/>
+      <w:color w:val="272727" w:themeColor="text1" w:themeTint="D8"/>
+    </w:rPr>
+  </w:style>
+  <w:style w:type="paragraph" w:styleId="Textoembloco">
     <w:name w:val="Block Text"/>
-    <w:basedOn w:val="BodyText"/>
-    <w:next w:val="BodyText"/>
+    <w:basedOn w:val="Corpodetexto"/>
+    <w:next w:val="Corpodetexto"/>
     <w:uiPriority w:val="9"/>
     <w:unhideWhenUsed/>
     <w:qFormat/>
     <w:pPr>
-      <w:spacing w:after="100" w:before="100"/>
-      <w:ind w:firstLine="0" w:left="480" w:right="480"/>
+      <w:spacing w:before="100" w:after="100"/>
+      <w:ind w:left="480" w:right="480"/>
     </w:pPr>
   </w:style>
-  <w:style w:styleId="FootnoteText" w:type="paragraph">
-    <w:name w:val="Footnote Text"/>
+  <w:style w:type="paragraph" w:styleId="Textodenotaderodap">
+    <w:name w:val="footnote text"/>
     <w:basedOn w:val="Normal"/>
-    <w:next w:val="FootnoteText"/>
     <w:uiPriority w:val="9"/>
     <w:unhideWhenUsed/>
     <w:qFormat/>
   </w:style>
-  <w:style w:styleId="FootnoteBlockText" w:type="paragraph">
+  <w:style w:type="paragraph" w:customStyle="1" w:styleId="FootnoteBlockText">
     <w:name w:val="Footnote Block Text"/>
-    <w:basedOn w:val="FootnoteText"/>
-    <w:next w:val="FootnoteText"/>
+    <w:basedOn w:val="Textodenotaderodap"/>
+    <w:next w:val="Textodenotaderodap"/>
     <w:uiPriority w:val="9"/>
     <w:unhideWhenUsed/>
     <w:qFormat/>
     <w:pPr>
-      <w:spacing w:after="100" w:before="100"/>
-      <w:ind w:firstLine="0" w:left="480" w:right="480"/>
+      <w:spacing w:before="100" w:after="100"/>
+      <w:ind w:left="480" w:right="480"/>
     </w:pPr>
   </w:style>
-  <w:style w:default="1" w:styleId="DefaultParagraphFont" w:type="character">
-    <w:name w:val="Default Paragraph Font"/>
-    <w:semiHidden/>
-    <w:unhideWhenUsed/>
-  </w:style>
-  <w:style w:default="1" w:styleId="Table" w:type="table">
+  <w:style w:type="table" w:customStyle="1" w:styleId="Table">
     <w:name w:val="Table"/>
-    <w:basedOn w:val="TableNormal"/>
     <w:semiHidden/>
     <w:unhideWhenUsed/>
     <w:qFormat/>
     <w:tblPr>
-      <w:tblInd w:type="dxa" w:w="0"/>
+      <w:tblInd w:w="0" w:type="dxa"/>
       <w:tblCellMar>
-        <w:top w:type="dxa" w:w="0"/>
-        <w:left w:type="dxa" w:w="108"/>
-        <w:bottom w:type="dxa" w:w="0"/>
-        <w:right w:type="dxa" w:w="108"/>
+        <w:top w:w="0" w:type="dxa"/>
+        <w:left w:w="108" w:type="dxa"/>
+        <w:bottom w:w="0" w:type="dxa"/>
+        <w:right w:w="108" w:type="dxa"/>
       </w:tblCellMar>
     </w:tblPr>
     <w:tblStylePr w:type="firstRow">
       <w:tblPr>
         <w:jc w:val="left"/>
-        <w:tblInd w:type="dxa" w:w="0"/>
       </w:tblPr>
       <w:trPr>
         <w:jc w:val="left"/>
       </w:trPr>
       <w:tcPr>
         <w:tcBorders>
-          <w:bottom w:val="single"/>
+          <w:bottom w:val="single" w:sz="0" w:space="0" w:color="auto"/>
         </w:tcBorders>
         <w:vAlign w:val="bottom"/>
       </w:tcPr>
     </w:tblStylePr>
   </w:style>
-  <w:style w:customStyle="1" w:styleId="DefinitionTerm" w:type="paragraph">
+  <w:style w:type="paragraph" w:customStyle="1" w:styleId="DefinitionTerm">
     <w:name w:val="Definition Term"/>
     <w:basedOn w:val="Normal"/>
     <w:next w:val="Definition"/>
@@ -1867,78 +2071,79 @@
       <w:b/>
     </w:rPr>
   </w:style>
-  <w:style w:customStyle="1" w:styleId="Definition" w:type="paragraph">
+  <w:style w:type="paragraph" w:customStyle="1" w:styleId="Definition">
     <w:name w:val="Definition"/>
     <w:basedOn w:val="Normal"/>
   </w:style>
-  <w:style w:styleId="Caption" w:type="paragraph">
-    <w:name w:val="Caption"/>
+  <w:style w:type="paragraph" w:styleId="Legenda">
+    <w:name w:val="caption"/>
     <w:basedOn w:val="Normal"/>
-    <w:link w:val="BodyTextChar"/>
+    <w:link w:val="LegendaChar"/>
     <w:pPr>
-      <w:spacing w:after="120" w:before="0"/>
+      <w:spacing w:after="120"/>
     </w:pPr>
     <w:rPr>
       <w:i/>
     </w:rPr>
   </w:style>
-  <w:style w:customStyle="1" w:styleId="TableCaption" w:type="paragraph">
+  <w:style w:type="paragraph" w:customStyle="1" w:styleId="TableCaption">
     <w:name w:val="Table Caption"/>
-    <w:basedOn w:val="Caption"/>
+    <w:basedOn w:val="Legenda"/>
     <w:pPr>
       <w:keepNext/>
     </w:pPr>
   </w:style>
-  <w:style w:customStyle="1" w:styleId="ImageCaption" w:type="paragraph">
+  <w:style w:type="paragraph" w:customStyle="1" w:styleId="ImageCaption">
     <w:name w:val="Image Caption"/>
-    <w:basedOn w:val="Caption"/>
-  </w:style>
-  <w:style w:customStyle="1" w:styleId="Figure" w:type="paragraph">
+    <w:basedOn w:val="Legenda"/>
+  </w:style>
+  <w:style w:type="paragraph" w:customStyle="1" w:styleId="Figure">
     <w:name w:val="Figure"/>
     <w:basedOn w:val="Normal"/>
   </w:style>
-  <w:style w:customStyle="1" w:styleId="CaptionedFigure" w:type="paragraph">
+  <w:style w:type="paragraph" w:customStyle="1" w:styleId="CaptionedFigure">
     <w:name w:val="Captioned Figure"/>
     <w:basedOn w:val="Figure"/>
     <w:pPr>
       <w:keepNext/>
     </w:pPr>
   </w:style>
-  <w:style w:customStyle="1" w:styleId="BodyTextChar" w:type="character">
-    <w:name w:val="Body Text Char"/>
-    <w:basedOn w:val="DefaultParagraphFont"/>
-    <w:link w:val="BodyText"/>
-  </w:style>
-  <w:style w:customStyle="1" w:styleId="VerbatimChar" w:type="character">
+  <w:style w:type="character" w:customStyle="1" w:styleId="LegendaChar">
+    <w:name w:val="Legenda Char"/>
+    <w:basedOn w:val="Fontepargpadro"/>
+    <w:link w:val="Legenda"/>
+  </w:style>
+  <w:style w:type="character" w:customStyle="1" w:styleId="VerbatimChar">
     <w:name w:val="Verbatim Char"/>
-    <w:basedOn w:val="BodyTextChar"/>
-    <w:rPr>
-      <w:rFonts w:ascii="Consolas" w:hAnsi="Consolas"/>
-      <w:sz w:val="22"/>
-    </w:rPr>
-  </w:style>
-  <w:style w:customStyle="1" w:styleId="SectionNumber" w:type="character">
+    <w:basedOn w:val="LegendaChar"/>
+    <w:link w:val="SourceCode"/>
+    <w:rPr>
+      <w:rFonts w:ascii="Consolas" w:hAnsi="Consolas"/>
+      <w:sz w:val="22"/>
+    </w:rPr>
+  </w:style>
+  <w:style w:type="character" w:customStyle="1" w:styleId="SectionNumber">
     <w:name w:val="Section Number"/>
-    <w:basedOn w:val="BodyTextChar"/>
-  </w:style>
-  <w:style w:styleId="FootnoteReference" w:type="character">
-    <w:name w:val="Footnote Reference"/>
-    <w:basedOn w:val="BodyTextChar"/>
+    <w:basedOn w:val="LegendaChar"/>
+  </w:style>
+  <w:style w:type="character" w:styleId="Refdenotaderodap">
+    <w:name w:val="footnote reference"/>
+    <w:basedOn w:val="LegendaChar"/>
     <w:rPr>
       <w:vertAlign w:val="superscript"/>
     </w:rPr>
   </w:style>
-  <w:style w:styleId="Hyperlink" w:type="character">
+  <w:style w:type="character" w:styleId="Hyperlink">
     <w:name w:val="Hyperlink"/>
-    <w:basedOn w:val="BodyTextChar"/>
-    <w:rPr>
-      <w:color w:themeColor="accent1" w:val="4F81BD"/>
-    </w:rPr>
-  </w:style>
-  <w:style w:styleId="TOCHeading" w:type="paragraph">
+    <w:basedOn w:val="LegendaChar"/>
+    <w:rPr>
+      <w:color w:val="156082" w:themeColor="accent1"/>
+    </w:rPr>
+  </w:style>
+  <w:style w:type="paragraph" w:styleId="CabealhodoSumrio">
     <w:name w:val="TOC Heading"/>
-    <w:basedOn w:val="Heading1"/>
-    <w:next w:val="BodyText"/>
+    <w:basedOn w:val="Ttulo1"/>
+    <w:next w:val="Corpodetexto"/>
     <w:uiPriority w:val="39"/>
     <w:unhideWhenUsed/>
     <w:qFormat/>
@@ -1946,273 +2151,329 @@
       <w:spacing w:before="240" w:line="259" w:lineRule="auto"/>
       <w:outlineLvl w:val="9"/>
     </w:pPr>
-    <w:rPr>
-      <w:rFonts w:asciiTheme="majorHAnsi" w:cstheme="majorBidi" w:eastAsiaTheme="majorEastAsia" w:hAnsiTheme="majorHAnsi"/>
-      <w:b w:val="0"/>
-      <w:bCs w:val="0"/>
-      <w:color w:themeColor="accent1" w:themeShade="BF" w:val="365F91"/>
-    </w:rPr>
   </w:style>
   <w:style w:type="paragraph" w:customStyle="1" w:styleId="SourceCode">
     <w:name w:val="Source Code"/>
     <w:basedOn w:val="Normal"/>
     <w:link w:val="VerbatimChar"/>
     <w:pPr>
-      <w:wordWrap w:val="off"/>
-      <w:shd w:val="clear" w:fill="f1f3f5"/>
+      <w:shd w:val="clear" w:color="auto" w:fill="F1F3F5"/>
+      <w:wordWrap w:val="0"/>
     </w:pPr>
   </w:style>
   <w:style w:type="character" w:customStyle="1" w:styleId="KeywordTok">
     <w:name w:val="KeywordTok"/>
     <w:basedOn w:val="VerbatimChar"/>
     <w:rPr>
+      <w:rFonts w:ascii="Consolas" w:hAnsi="Consolas"/>
       <w:b/>
-      <w:color w:val="003b4f"/>
-      <w:shd w:val="clear" w:fill="f1f3f5"/>
+      <w:color w:val="003B4F"/>
+      <w:sz w:val="22"/>
+      <w:shd w:val="clear" w:color="auto" w:fill="F1F3F5"/>
     </w:rPr>
   </w:style>
   <w:style w:type="character" w:customStyle="1" w:styleId="DataTypeTok">
     <w:name w:val="DataTypeTok"/>
     <w:basedOn w:val="VerbatimChar"/>
     <w:rPr>
-      <w:color w:val="ad0000"/>
-      <w:shd w:val="clear" w:fill="f1f3f5"/>
+      <w:rFonts w:ascii="Consolas" w:hAnsi="Consolas"/>
+      <w:color w:val="AD0000"/>
+      <w:sz w:val="22"/>
+      <w:shd w:val="clear" w:color="auto" w:fill="F1F3F5"/>
     </w:rPr>
   </w:style>
   <w:style w:type="character" w:customStyle="1" w:styleId="DecValTok">
     <w:name w:val="DecValTok"/>
     <w:basedOn w:val="VerbatimChar"/>
     <w:rPr>
-      <w:color w:val="ad0000"/>
-      <w:shd w:val="clear" w:fill="f1f3f5"/>
+      <w:rFonts w:ascii="Consolas" w:hAnsi="Consolas"/>
+      <w:color w:val="AD0000"/>
+      <w:sz w:val="22"/>
+      <w:shd w:val="clear" w:color="auto" w:fill="F1F3F5"/>
     </w:rPr>
   </w:style>
   <w:style w:type="character" w:customStyle="1" w:styleId="BaseNTok">
     <w:name w:val="BaseNTok"/>
     <w:basedOn w:val="VerbatimChar"/>
     <w:rPr>
-      <w:color w:val="ad0000"/>
-      <w:shd w:val="clear" w:fill="f1f3f5"/>
+      <w:rFonts w:ascii="Consolas" w:hAnsi="Consolas"/>
+      <w:color w:val="AD0000"/>
+      <w:sz w:val="22"/>
+      <w:shd w:val="clear" w:color="auto" w:fill="F1F3F5"/>
     </w:rPr>
   </w:style>
   <w:style w:type="character" w:customStyle="1" w:styleId="FloatTok">
     <w:name w:val="FloatTok"/>
     <w:basedOn w:val="VerbatimChar"/>
     <w:rPr>
-      <w:color w:val="ad0000"/>
-      <w:shd w:val="clear" w:fill="f1f3f5"/>
+      <w:rFonts w:ascii="Consolas" w:hAnsi="Consolas"/>
+      <w:color w:val="AD0000"/>
+      <w:sz w:val="22"/>
+      <w:shd w:val="clear" w:color="auto" w:fill="F1F3F5"/>
     </w:rPr>
   </w:style>
   <w:style w:type="character" w:customStyle="1" w:styleId="ConstantTok">
     <w:name w:val="ConstantTok"/>
     <w:basedOn w:val="VerbatimChar"/>
     <w:rPr>
-      <w:color w:val="8f5902"/>
-      <w:shd w:val="clear" w:fill="f1f3f5"/>
+      <w:rFonts w:ascii="Consolas" w:hAnsi="Consolas"/>
+      <w:color w:val="8F5902"/>
+      <w:sz w:val="22"/>
+      <w:shd w:val="clear" w:color="auto" w:fill="F1F3F5"/>
     </w:rPr>
   </w:style>
   <w:style w:type="character" w:customStyle="1" w:styleId="CharTok">
     <w:name w:val="CharTok"/>
     <w:basedOn w:val="VerbatimChar"/>
     <w:rPr>
-      <w:color w:val="20794d"/>
-      <w:shd w:val="clear" w:fill="f1f3f5"/>
+      <w:rFonts w:ascii="Consolas" w:hAnsi="Consolas"/>
+      <w:color w:val="20794D"/>
+      <w:sz w:val="22"/>
+      <w:shd w:val="clear" w:color="auto" w:fill="F1F3F5"/>
     </w:rPr>
   </w:style>
   <w:style w:type="character" w:customStyle="1" w:styleId="SpecialCharTok">
     <w:name w:val="SpecialCharTok"/>
     <w:basedOn w:val="VerbatimChar"/>
     <w:rPr>
-      <w:color w:val="5e5e5e"/>
-      <w:shd w:val="clear" w:fill="f1f3f5"/>
+      <w:rFonts w:ascii="Consolas" w:hAnsi="Consolas"/>
+      <w:color w:val="5E5E5E"/>
+      <w:sz w:val="22"/>
+      <w:shd w:val="clear" w:color="auto" w:fill="F1F3F5"/>
     </w:rPr>
   </w:style>
   <w:style w:type="character" w:customStyle="1" w:styleId="StringTok">
     <w:name w:val="StringTok"/>
     <w:basedOn w:val="VerbatimChar"/>
     <w:rPr>
-      <w:color w:val="20794d"/>
-      <w:shd w:val="clear" w:fill="f1f3f5"/>
+      <w:rFonts w:ascii="Consolas" w:hAnsi="Consolas"/>
+      <w:color w:val="20794D"/>
+      <w:sz w:val="22"/>
+      <w:shd w:val="clear" w:color="auto" w:fill="F1F3F5"/>
     </w:rPr>
   </w:style>
   <w:style w:type="character" w:customStyle="1" w:styleId="VerbatimStringTok">
     <w:name w:val="VerbatimStringTok"/>
     <w:basedOn w:val="VerbatimChar"/>
     <w:rPr>
-      <w:color w:val="20794d"/>
-      <w:shd w:val="clear" w:fill="f1f3f5"/>
+      <w:rFonts w:ascii="Consolas" w:hAnsi="Consolas"/>
+      <w:color w:val="20794D"/>
+      <w:sz w:val="22"/>
+      <w:shd w:val="clear" w:color="auto" w:fill="F1F3F5"/>
     </w:rPr>
   </w:style>
   <w:style w:type="character" w:customStyle="1" w:styleId="SpecialStringTok">
     <w:name w:val="SpecialStringTok"/>
     <w:basedOn w:val="VerbatimChar"/>
     <w:rPr>
-      <w:color w:val="20794d"/>
-      <w:shd w:val="clear" w:fill="f1f3f5"/>
+      <w:rFonts w:ascii="Consolas" w:hAnsi="Consolas"/>
+      <w:color w:val="20794D"/>
+      <w:sz w:val="22"/>
+      <w:shd w:val="clear" w:color="auto" w:fill="F1F3F5"/>
     </w:rPr>
   </w:style>
   <w:style w:type="character" w:customStyle="1" w:styleId="ImportTok">
     <w:name w:val="ImportTok"/>
     <w:basedOn w:val="VerbatimChar"/>
     <w:rPr>
-      <w:color w:val="00769e"/>
-      <w:shd w:val="clear" w:fill="f1f3f5"/>
+      <w:rFonts w:ascii="Consolas" w:hAnsi="Consolas"/>
+      <w:color w:val="00769E"/>
+      <w:sz w:val="22"/>
+      <w:shd w:val="clear" w:color="auto" w:fill="F1F3F5"/>
     </w:rPr>
   </w:style>
   <w:style w:type="character" w:customStyle="1" w:styleId="CommentTok">
     <w:name w:val="CommentTok"/>
     <w:basedOn w:val="VerbatimChar"/>
     <w:rPr>
-      <w:color w:val="5e5e5e"/>
-      <w:shd w:val="clear" w:fill="f1f3f5"/>
+      <w:rFonts w:ascii="Consolas" w:hAnsi="Consolas"/>
+      <w:color w:val="5E5E5E"/>
+      <w:sz w:val="22"/>
+      <w:shd w:val="clear" w:color="auto" w:fill="F1F3F5"/>
     </w:rPr>
   </w:style>
   <w:style w:type="character" w:customStyle="1" w:styleId="DocumentationTok">
     <w:name w:val="DocumentationTok"/>
     <w:basedOn w:val="VerbatimChar"/>
     <w:rPr>
+      <w:rFonts w:ascii="Consolas" w:hAnsi="Consolas"/>
       <w:i/>
-      <w:color w:val="5e5e5e"/>
-      <w:shd w:val="clear" w:fill="f1f3f5"/>
+      <w:color w:val="5E5E5E"/>
+      <w:sz w:val="22"/>
+      <w:shd w:val="clear" w:color="auto" w:fill="F1F3F5"/>
     </w:rPr>
   </w:style>
   <w:style w:type="character" w:customStyle="1" w:styleId="AnnotationTok">
     <w:name w:val="AnnotationTok"/>
     <w:basedOn w:val="VerbatimChar"/>
     <w:rPr>
-      <w:color w:val="5e5e5e"/>
-      <w:shd w:val="clear" w:fill="f1f3f5"/>
+      <w:rFonts w:ascii="Consolas" w:hAnsi="Consolas"/>
+      <w:color w:val="5E5E5E"/>
+      <w:sz w:val="22"/>
+      <w:shd w:val="clear" w:color="auto" w:fill="F1F3F5"/>
     </w:rPr>
   </w:style>
   <w:style w:type="character" w:customStyle="1" w:styleId="CommentVarTok">
     <w:name w:val="CommentVarTok"/>
     <w:basedOn w:val="VerbatimChar"/>
     <w:rPr>
+      <w:rFonts w:ascii="Consolas" w:hAnsi="Consolas"/>
       <w:i/>
-      <w:color w:val="5e5e5e"/>
-      <w:shd w:val="clear" w:fill="f1f3f5"/>
+      <w:color w:val="5E5E5E"/>
+      <w:sz w:val="22"/>
+      <w:shd w:val="clear" w:color="auto" w:fill="F1F3F5"/>
     </w:rPr>
   </w:style>
   <w:style w:type="character" w:customStyle="1" w:styleId="OtherTok">
     <w:name w:val="OtherTok"/>
     <w:basedOn w:val="VerbatimChar"/>
     <w:rPr>
-      <w:color w:val="003b4f"/>
-      <w:shd w:val="clear" w:fill="f1f3f5"/>
+      <w:rFonts w:ascii="Consolas" w:hAnsi="Consolas"/>
+      <w:color w:val="003B4F"/>
+      <w:sz w:val="22"/>
+      <w:shd w:val="clear" w:color="auto" w:fill="F1F3F5"/>
     </w:rPr>
   </w:style>
   <w:style w:type="character" w:customStyle="1" w:styleId="FunctionTok">
     <w:name w:val="FunctionTok"/>
     <w:basedOn w:val="VerbatimChar"/>
     <w:rPr>
-      <w:color w:val="4758ab"/>
-      <w:shd w:val="clear" w:fill="f1f3f5"/>
+      <w:rFonts w:ascii="Consolas" w:hAnsi="Consolas"/>
+      <w:color w:val="4758AB"/>
+      <w:sz w:val="22"/>
+      <w:shd w:val="clear" w:color="auto" w:fill="F1F3F5"/>
     </w:rPr>
   </w:style>
   <w:style w:type="character" w:customStyle="1" w:styleId="VariableTok">
     <w:name w:val="VariableTok"/>
     <w:basedOn w:val="VerbatimChar"/>
     <w:rPr>
+      <w:rFonts w:ascii="Consolas" w:hAnsi="Consolas"/>
       <w:color w:val="111111"/>
-      <w:shd w:val="clear" w:fill="f1f3f5"/>
+      <w:sz w:val="22"/>
+      <w:shd w:val="clear" w:color="auto" w:fill="F1F3F5"/>
     </w:rPr>
   </w:style>
   <w:style w:type="character" w:customStyle="1" w:styleId="ControlFlowTok">
     <w:name w:val="ControlFlowTok"/>
     <w:basedOn w:val="VerbatimChar"/>
     <w:rPr>
+      <w:rFonts w:ascii="Consolas" w:hAnsi="Consolas"/>
       <w:b/>
-      <w:color w:val="003b4f"/>
-      <w:shd w:val="clear" w:fill="f1f3f5"/>
+      <w:color w:val="003B4F"/>
+      <w:sz w:val="22"/>
+      <w:shd w:val="clear" w:color="auto" w:fill="F1F3F5"/>
     </w:rPr>
   </w:style>
   <w:style w:type="character" w:customStyle="1" w:styleId="OperatorTok">
     <w:name w:val="OperatorTok"/>
     <w:basedOn w:val="VerbatimChar"/>
     <w:rPr>
-      <w:color w:val="5e5e5e"/>
-      <w:shd w:val="clear" w:fill="f1f3f5"/>
+      <w:rFonts w:ascii="Consolas" w:hAnsi="Consolas"/>
+      <w:color w:val="5E5E5E"/>
+      <w:sz w:val="22"/>
+      <w:shd w:val="clear" w:color="auto" w:fill="F1F3F5"/>
     </w:rPr>
   </w:style>
   <w:style w:type="character" w:customStyle="1" w:styleId="BuiltInTok">
     <w:name w:val="BuiltInTok"/>
     <w:basedOn w:val="VerbatimChar"/>
     <w:rPr>
-      <w:color w:val="003b4f"/>
-      <w:shd w:val="clear" w:fill="f1f3f5"/>
+      <w:rFonts w:ascii="Consolas" w:hAnsi="Consolas"/>
+      <w:color w:val="003B4F"/>
+      <w:sz w:val="22"/>
+      <w:shd w:val="clear" w:color="auto" w:fill="F1F3F5"/>
     </w:rPr>
   </w:style>
   <w:style w:type="character" w:customStyle="1" w:styleId="ExtensionTok">
     <w:name w:val="ExtensionTok"/>
     <w:basedOn w:val="VerbatimChar"/>
     <w:rPr>
-      <w:color w:val="003b4f"/>
-      <w:shd w:val="clear" w:fill="f1f3f5"/>
+      <w:rFonts w:ascii="Consolas" w:hAnsi="Consolas"/>
+      <w:color w:val="003B4F"/>
+      <w:sz w:val="22"/>
+      <w:shd w:val="clear" w:color="auto" w:fill="F1F3F5"/>
     </w:rPr>
   </w:style>
   <w:style w:type="character" w:customStyle="1" w:styleId="PreprocessorTok">
     <w:name w:val="PreprocessorTok"/>
     <w:basedOn w:val="VerbatimChar"/>
     <w:rPr>
-      <w:color w:val="ad0000"/>
-      <w:shd w:val="clear" w:fill="f1f3f5"/>
+      <w:rFonts w:ascii="Consolas" w:hAnsi="Consolas"/>
+      <w:color w:val="AD0000"/>
+      <w:sz w:val="22"/>
+      <w:shd w:val="clear" w:color="auto" w:fill="F1F3F5"/>
     </w:rPr>
   </w:style>
   <w:style w:type="character" w:customStyle="1" w:styleId="AttributeTok">
     <w:name w:val="AttributeTok"/>
     <w:basedOn w:val="VerbatimChar"/>
     <w:rPr>
+      <w:rFonts w:ascii="Consolas" w:hAnsi="Consolas"/>
       <w:color w:val="657422"/>
-      <w:shd w:val="clear" w:fill="f1f3f5"/>
+      <w:sz w:val="22"/>
+      <w:shd w:val="clear" w:color="auto" w:fill="F1F3F5"/>
     </w:rPr>
   </w:style>
   <w:style w:type="character" w:customStyle="1" w:styleId="RegionMarkerTok">
     <w:name w:val="RegionMarkerTok"/>
     <w:basedOn w:val="VerbatimChar"/>
     <w:rPr>
-      <w:color w:val="003b4f"/>
-      <w:shd w:val="clear" w:fill="f1f3f5"/>
+      <w:rFonts w:ascii="Consolas" w:hAnsi="Consolas"/>
+      <w:color w:val="003B4F"/>
+      <w:sz w:val="22"/>
+      <w:shd w:val="clear" w:color="auto" w:fill="F1F3F5"/>
     </w:rPr>
   </w:style>
   <w:style w:type="character" w:customStyle="1" w:styleId="InformationTok">
     <w:name w:val="InformationTok"/>
     <w:basedOn w:val="VerbatimChar"/>
     <w:rPr>
-      <w:color w:val="5e5e5e"/>
-      <w:shd w:val="clear" w:fill="f1f3f5"/>
+      <w:rFonts w:ascii="Consolas" w:hAnsi="Consolas"/>
+      <w:color w:val="5E5E5E"/>
+      <w:sz w:val="22"/>
+      <w:shd w:val="clear" w:color="auto" w:fill="F1F3F5"/>
     </w:rPr>
   </w:style>
   <w:style w:type="character" w:customStyle="1" w:styleId="WarningTok">
     <w:name w:val="WarningTok"/>
     <w:basedOn w:val="VerbatimChar"/>
     <w:rPr>
+      <w:rFonts w:ascii="Consolas" w:hAnsi="Consolas"/>
       <w:i/>
-      <w:color w:val="5e5e5e"/>
-      <w:shd w:val="clear" w:fill="f1f3f5"/>
+      <w:color w:val="5E5E5E"/>
+      <w:sz w:val="22"/>
+      <w:shd w:val="clear" w:color="auto" w:fill="F1F3F5"/>
     </w:rPr>
   </w:style>
   <w:style w:type="character" w:customStyle="1" w:styleId="AlertTok">
     <w:name w:val="AlertTok"/>
     <w:basedOn w:val="VerbatimChar"/>
     <w:rPr>
-      <w:color w:val="ad0000"/>
-      <w:shd w:val="clear" w:fill="f1f3f5"/>
+      <w:rFonts w:ascii="Consolas" w:hAnsi="Consolas"/>
+      <w:color w:val="AD0000"/>
+      <w:sz w:val="22"/>
+      <w:shd w:val="clear" w:color="auto" w:fill="F1F3F5"/>
     </w:rPr>
   </w:style>
   <w:style w:type="character" w:customStyle="1" w:styleId="ErrorTok">
     <w:name w:val="ErrorTok"/>
     <w:basedOn w:val="VerbatimChar"/>
     <w:rPr>
-      <w:color w:val="ad0000"/>
-      <w:shd w:val="clear" w:fill="f1f3f5"/>
+      <w:rFonts w:ascii="Consolas" w:hAnsi="Consolas"/>
+      <w:color w:val="AD0000"/>
+      <w:sz w:val="22"/>
+      <w:shd w:val="clear" w:color="auto" w:fill="F1F3F5"/>
     </w:rPr>
   </w:style>
   <w:style w:type="character" w:customStyle="1" w:styleId="NormalTok">
     <w:name w:val="NormalTok"/>
     <w:basedOn w:val="VerbatimChar"/>
     <w:rPr>
-      <w:color w:val="003b4f"/>
-      <w:shd w:val="clear" w:fill="f1f3f5"/>
+      <w:rFonts w:ascii="Consolas" w:hAnsi="Consolas"/>
+      <w:color w:val="003B4F"/>
+      <w:sz w:val="22"/>
+      <w:shd w:val="clear" w:color="auto" w:fill="F1F3F5"/>
     </w:rPr>
   </w:style>
 </w:styles>
